--- a/AI ASSITANT FAQ DOC.docx
+++ b/AI ASSITANT FAQ DOC.docx
@@ -9,10 +9,7 @@
         <w:jc w:val="left"/>
       </w:pPr>
       <w:r>
-        <w:t xml:space="preserve"> </w:t>
-      </w:r>
-      <w:r>
-        <w:t xml:space="preserve"> </w:t>
+        <w:t xml:space="preserve">  </w:t>
       </w:r>
     </w:p>
     <w:p>
@@ -22,10 +19,7 @@
         <w:jc w:val="center"/>
       </w:pPr>
       <w:r>
-        <w:t xml:space="preserve"> </w:t>
-      </w:r>
-      <w:r>
-        <w:t xml:space="preserve"> </w:t>
+        <w:t xml:space="preserve">  </w:t>
       </w:r>
     </w:p>
     <w:p>
@@ -42,10 +36,7 @@
         <w:t>AI FAQ ASSISTANT</w:t>
       </w:r>
       <w:r>
-        <w:t xml:space="preserve"> </w:t>
-      </w:r>
-      <w:r>
-        <w:t xml:space="preserve"> </w:t>
+        <w:t xml:space="preserve">  </w:t>
       </w:r>
     </w:p>
     <w:p>
@@ -87,10 +78,7 @@
       </w:r>
       <w:proofErr w:type="spellEnd"/>
       <w:r>
-        <w:t xml:space="preserve"> of the requirements for the award of the Degree of </w:t>
-      </w:r>
-      <w:r>
-        <w:t xml:space="preserve"> </w:t>
+        <w:t xml:space="preserve"> of the requirements for the award of the Degree of  </w:t>
       </w:r>
     </w:p>
     <w:p>
@@ -98,10 +86,7 @@
         <w:pStyle w:val="Heading1"/>
       </w:pPr>
       <w:r>
-        <w:t xml:space="preserve">Bachelor of Computer Applications </w:t>
-      </w:r>
-      <w:r>
-        <w:t xml:space="preserve"> </w:t>
+        <w:t xml:space="preserve">Bachelor of Computer Applications  </w:t>
       </w:r>
     </w:p>
     <w:p>
@@ -168,16 +153,7 @@
         </w:drawing>
       </w:r>
       <w:r>
-        <w:t xml:space="preserve"> </w:t>
-      </w:r>
-      <w:r>
-        <w:t xml:space="preserve"> </w:t>
-      </w:r>
-      <w:r>
-        <w:t xml:space="preserve"> </w:t>
-      </w:r>
-      <w:r>
-        <w:t xml:space="preserve"> </w:t>
+        <w:t xml:space="preserve">    </w:t>
       </w:r>
     </w:p>
     <w:p>
@@ -194,10 +170,7 @@
         <w:t>ALPHA ARTS AND SCIENCE COLLEGE</w:t>
       </w:r>
       <w:r>
-        <w:t xml:space="preserve"> </w:t>
-      </w:r>
-      <w:r>
-        <w:t xml:space="preserve"> </w:t>
+        <w:t xml:space="preserve">  </w:t>
       </w:r>
     </w:p>
     <w:p>
@@ -206,11 +179,44 @@
         <w:ind w:left="2499" w:right="74" w:firstLine="0"/>
       </w:pPr>
       <w:r>
-        <w:t xml:space="preserve">PORUR, CHENNAI – 600116 </w:t>
-      </w:r>
-      <w:r>
-        <w:t xml:space="preserve"> </w:t>
-      </w:r>
+        <w:t xml:space="preserve">PORUR, CHENNAI – 600116  </w:t>
+      </w:r>
+    </w:p>
+    <w:p>
+      <w:pPr>
+        <w:spacing w:line="259" w:lineRule="auto"/>
+        <w:ind w:left="2499" w:right="74" w:firstLine="0"/>
+      </w:pPr>
+    </w:p>
+    <w:p>
+      <w:pPr>
+        <w:spacing w:line="259" w:lineRule="auto"/>
+        <w:ind w:left="2499" w:right="74" w:firstLine="0"/>
+      </w:pPr>
+    </w:p>
+    <w:p>
+      <w:pPr>
+        <w:spacing w:line="259" w:lineRule="auto"/>
+        <w:ind w:left="2499" w:right="74" w:firstLine="0"/>
+      </w:pPr>
+    </w:p>
+    <w:p>
+      <w:pPr>
+        <w:spacing w:line="259" w:lineRule="auto"/>
+        <w:ind w:left="2499" w:right="74" w:firstLine="0"/>
+      </w:pPr>
+    </w:p>
+    <w:p>
+      <w:pPr>
+        <w:spacing w:line="259" w:lineRule="auto"/>
+        <w:ind w:left="2499" w:right="74" w:firstLine="0"/>
+      </w:pPr>
+    </w:p>
+    <w:p>
+      <w:pPr>
+        <w:spacing w:line="259" w:lineRule="auto"/>
+        <w:ind w:left="2499" w:right="74" w:firstLine="0"/>
+      </w:pPr>
     </w:p>
     <w:p>
       <w:pPr>
@@ -230,6 +236,7 @@
         <w:jc w:val="center"/>
       </w:pPr>
       <w:r>
+        <w:lastRenderedPageBreak/>
         <w:t>TEAM MEMBER DETAILS</w:t>
       </w:r>
       <w:r>
@@ -249,7 +256,6 @@
         <w:tblW w:w="7591" w:type="dxa"/>
         <w:tblInd w:w="147" w:type="dxa"/>
         <w:tblCellMar>
-          <w:top w:w="0" w:type="dxa"/>
           <w:left w:w="47" w:type="dxa"/>
           <w:bottom w:w="129" w:type="dxa"/>
           <w:right w:w="50" w:type="dxa"/>
@@ -290,10 +296,7 @@
               <w:t>Team Member ID</w:t>
             </w:r>
             <w:r>
-              <w:t xml:space="preserve"> </w:t>
-            </w:r>
-            <w:r>
-              <w:t xml:space="preserve"> </w:t>
+              <w:t xml:space="preserve">  </w:t>
             </w:r>
           </w:p>
         </w:tc>
@@ -323,10 +326,7 @@
               <w:t>Name</w:t>
             </w:r>
             <w:r>
-              <w:t xml:space="preserve"> </w:t>
-            </w:r>
-            <w:r>
-              <w:t xml:space="preserve"> </w:t>
+              <w:t xml:space="preserve">  </w:t>
             </w:r>
           </w:p>
         </w:tc>
@@ -359,10 +359,7 @@
               <w:t>4A7BAD7DF0AF182ACCE4847A9A08FD5A</w:t>
             </w:r>
             <w:r>
-              <w:t xml:space="preserve"> </w:t>
-            </w:r>
-            <w:r>
-              <w:t xml:space="preserve"> </w:t>
+              <w:t xml:space="preserve">  </w:t>
             </w:r>
           </w:p>
         </w:tc>
@@ -406,10 +403,7 @@
             </w:r>
             <w:proofErr w:type="spellEnd"/>
             <w:r>
-              <w:t>)</w:t>
-            </w:r>
-            <w:r>
-              <w:t xml:space="preserve"> </w:t>
+              <w:t xml:space="preserve">) </w:t>
             </w:r>
           </w:p>
           <w:p>
@@ -422,7 +416,6 @@
               <w:rPr>
                 <w:sz w:val="21"/>
               </w:rPr>
-              <w:lastRenderedPageBreak/>
               <w:t xml:space="preserve">Vijaya </w:t>
             </w:r>
             <w:proofErr w:type="spellStart"/>
@@ -435,10 +428,7 @@
             </w:r>
             <w:proofErr w:type="spellEnd"/>
             <w:r>
-              <w:t xml:space="preserve"> </w:t>
-            </w:r>
-            <w:r>
-              <w:t xml:space="preserve"> </w:t>
+              <w:t xml:space="preserve">  </w:t>
             </w:r>
             <w:proofErr w:type="spellStart"/>
             <w:r>
@@ -450,10 +440,7 @@
             <w:proofErr w:type="spellEnd"/>
             <w:proofErr w:type="gramEnd"/>
             <w:r>
-              <w:t xml:space="preserve"> </w:t>
-            </w:r>
-            <w:r>
-              <w:t xml:space="preserve"> </w:t>
+              <w:t xml:space="preserve">  </w:t>
             </w:r>
           </w:p>
           <w:p>
@@ -469,10 +456,7 @@
               <w:t>Prasana kumari</w:t>
             </w:r>
             <w:r>
-              <w:t xml:space="preserve"> </w:t>
-            </w:r>
-            <w:r>
-              <w:t xml:space="preserve"> </w:t>
+              <w:t xml:space="preserve">  </w:t>
             </w:r>
           </w:p>
         </w:tc>
@@ -505,10 +489,7 @@
               <w:t>9241E54E2BC5BFF9B5C4529E243A635C</w:t>
             </w:r>
             <w:r>
-              <w:t xml:space="preserve"> </w:t>
-            </w:r>
-            <w:r>
-              <w:t xml:space="preserve"> </w:t>
+              <w:t xml:space="preserve">  </w:t>
             </w:r>
           </w:p>
         </w:tc>
@@ -557,14 +538,10 @@
               <w:rPr>
                 <w:sz w:val="21"/>
               </w:rPr>
-              <w:lastRenderedPageBreak/>
               <w:t>7C739DF5C4B6C37AA044DFCF037CD6BA</w:t>
             </w:r>
             <w:r>
-              <w:t xml:space="preserve"> </w:t>
-            </w:r>
-            <w:r>
-              <w:t xml:space="preserve"> </w:t>
+              <w:t xml:space="preserve">  </w:t>
             </w:r>
           </w:p>
         </w:tc>
@@ -616,10 +593,7 @@
               <w:t>6E8E4CB2164706EB35A40088EB28D0E3</w:t>
             </w:r>
             <w:r>
-              <w:t xml:space="preserve"> </w:t>
-            </w:r>
-            <w:r>
-              <w:t xml:space="preserve"> </w:t>
+              <w:t xml:space="preserve">  </w:t>
             </w:r>
           </w:p>
         </w:tc>
@@ -651,10 +625,7 @@
         <w:jc w:val="center"/>
       </w:pPr>
       <w:r>
-        <w:t xml:space="preserve"> </w:t>
-      </w:r>
-      <w:r>
-        <w:t xml:space="preserve"> </w:t>
+        <w:t xml:space="preserve">  </w:t>
       </w:r>
     </w:p>
     <w:p>
@@ -663,10 +634,7 @@
         <w:ind w:left="-5"/>
       </w:pPr>
       <w:r>
-        <w:t xml:space="preserve">1. INTRODUCTION </w:t>
-      </w:r>
-      <w:r>
-        <w:t xml:space="preserve"> </w:t>
+        <w:t xml:space="preserve">1. INTRODUCTION  </w:t>
       </w:r>
     </w:p>
     <w:p>
@@ -716,10 +684,7 @@
       </w:r>
       <w:proofErr w:type="spellEnd"/>
       <w:r>
-        <w:t xml:space="preserve"> of the requirements for the award of the Degree of Bachelor of Computer Applications under the University of Madras, at Alpha Arts and Science College, Porur, Chennai. </w:t>
-      </w:r>
-      <w:r>
-        <w:t xml:space="preserve"> </w:t>
+        <w:t xml:space="preserve"> of the requirements for the award of the Degree of Bachelor of Computer Applications under the University of Madras, at Alpha Arts and Science College, Porur, Chennai.  </w:t>
       </w:r>
     </w:p>
     <w:p>
@@ -727,13 +692,7 @@
         <w:ind w:left="-15" w:right="74"/>
       </w:pPr>
       <w:r>
-        <w:t>The AI FAQ Assistant is a REST API-based backend application built to manage Frequently Asked Questions (FAQs) with the help of artificial intelligence. Rather than requiring FAQ content to be written entirely by hand, the system allows an authenticated user to request that an answer be generated automatically for a given question, using Google’s Gemini AI service. The project also provides the supporting infrastructure that any FAQ platform needs — secure user registration and login, FAQ storage, and keywo</w:t>
-      </w:r>
-      <w:r>
-        <w:t xml:space="preserve">rd-based search — all exposed as a set of REST API endpoints that can be consumed by any client application. </w:t>
-      </w:r>
-      <w:r>
-        <w:t xml:space="preserve"> </w:t>
+        <w:t xml:space="preserve">The AI FAQ Assistant is a REST API-based backend application built to manage Frequently Asked Questions (FAQs) with the help of artificial intelligence. Rather than requiring FAQ content to be written entirely by hand, the system allows an authenticated user to request that an answer be generated automatically for a given question, using Google’s Gemini AI service. The project also provides the supporting infrastructure that any FAQ platform needs — secure user registration and login, FAQ storage, and keyword-based search — all exposed as a set of REST API endpoints that can be consumed by any client application.  </w:t>
       </w:r>
     </w:p>
     <w:p>
@@ -741,13 +700,11 @@
         <w:ind w:left="-15" w:right="74"/>
       </w:pPr>
       <w:r>
-        <w:t>FAQ management is a common requirement across websites, products, and customer support systems, because it reduces repeated queries to human support staff and gives users a self-service way to find answers. However, manually writing and maintaining a large set of FAQs is time-consuming, and questions are often phrased in ways the original author did not anticipate. Artificial intelligence, and large language models in particular, can help close this gap by generating clear, well-structured answers to a ques</w:t>
-      </w:r>
-      <w:r>
-        <w:t xml:space="preserve">tion on demand, which can then be reviewed, stored, and reused as part of the FAQ collection. </w:t>
-      </w:r>
-      <w:r>
-        <w:t xml:space="preserve"> </w:t>
+        <w:t xml:space="preserve">FAQ management is a common requirement across websites, products, and customer support systems, because it reduces repeated queries to human support staff and gives users a self-service way to find answers. However, manually writing and maintaining a large set of FAQs is time-consuming, and questions are often phrased in ways the original author did not anticipate. Artificial intelligence, and large language models in particular, can help close this gap by generating clear, well-structured answers </w:t>
+      </w:r>
+      <w:r>
+        <w:lastRenderedPageBreak/>
+        <w:t xml:space="preserve">to a question on demand, which can then be reviewed, stored, and reused as part of the FAQ collection.  </w:t>
       </w:r>
     </w:p>
     <w:p>
@@ -756,10 +713,7 @@
         <w:ind w:left="-5"/>
       </w:pPr>
       <w:r>
-        <w:t xml:space="preserve">2. PROJECT OVERVIEW </w:t>
-      </w:r>
-      <w:r>
-        <w:t xml:space="preserve"> </w:t>
+        <w:t xml:space="preserve">2. PROJECT OVERVIEW  </w:t>
       </w:r>
     </w:p>
     <w:p>
@@ -767,14 +721,7 @@
         <w:ind w:left="-15" w:right="74"/>
       </w:pPr>
       <w:r>
-        <w:t xml:space="preserve">The AI FAQ Assistant is designed as a single, cohesive backend service that combines conventional CRUD-style FAQ management with an AI-assisted content generation capability. The purpose of the project is not simply to store questions and answers, but to reduce the manual effort involved in producing FAQ content, while still </w:t>
-      </w:r>
-      <w:r>
-        <w:lastRenderedPageBreak/>
-        <w:t xml:space="preserve">keeping that content under the control of an authenticated user. Every capability of the system is exposed through a REST API, secured where appropriate using token-based authentication, and backed by a MongoDB database. </w:t>
-      </w:r>
-      <w:r>
-        <w:t xml:space="preserve"> </w:t>
+        <w:t xml:space="preserve">The AI FAQ Assistant is designed as a single, cohesive backend service that combines conventional CRUD-style FAQ management with an AI-assisted content generation capability. The purpose of the project is not simply to store questions and answers, but to reduce the manual effort involved in producing FAQ content, while still keeping that content under the control of an authenticated user. Every capability of the system is exposed through a REST API, secured where appropriate using token-based authentication, and backed by a MongoDB database.  </w:t>
       </w:r>
     </w:p>
     <w:p>
@@ -783,10 +730,7 @@
         <w:ind w:left="8"/>
       </w:pPr>
       <w:r>
-        <w:t xml:space="preserve">  Key Features </w:t>
-      </w:r>
-      <w:r>
-        <w:t xml:space="preserve"> </w:t>
+        <w:t xml:space="preserve">  Key Features  </w:t>
       </w:r>
     </w:p>
     <w:p>
@@ -795,10 +739,7 @@
         <w:ind w:left="683" w:right="74" w:firstLine="0"/>
       </w:pPr>
       <w:r>
-        <w:t xml:space="preserve">The following features summarise the functional scope of the AI FAQ Assistant: </w:t>
-      </w:r>
-      <w:r>
-        <w:t xml:space="preserve"> </w:t>
+        <w:t xml:space="preserve">The following features summarise the functional scope of the AI FAQ Assistant:  </w:t>
       </w:r>
     </w:p>
     <w:p>
@@ -811,10 +752,7 @@
         <w:ind w:right="74" w:firstLine="0"/>
       </w:pPr>
       <w:r>
-        <w:t xml:space="preserve">User Registration — New users can create an account by supplying their name, email address, and password, which is stored securely rather than in plain text. </w:t>
-      </w:r>
-      <w:r>
-        <w:t xml:space="preserve"> </w:t>
+        <w:t xml:space="preserve">User Registration — New users can create an account by supplying their name, email address, and password, which is stored securely rather than in plain text.  </w:t>
       </w:r>
     </w:p>
     <w:p>
@@ -826,10 +764,7 @@
         <w:ind w:right="74" w:firstLine="0"/>
       </w:pPr>
       <w:r>
-        <w:t xml:space="preserve">User Login — Registered users can authenticate using their email and password to receive a signed JSON Web Token (JWT) for subsequent requests. </w:t>
-      </w:r>
-      <w:r>
-        <w:t xml:space="preserve"> </w:t>
+        <w:t xml:space="preserve">User Login — Registered users can authenticate using their email and password to receive a signed JSON Web Token (JWT) for subsequent requests.  </w:t>
       </w:r>
     </w:p>
     <w:p>
@@ -849,10 +784,7 @@
       </w:r>
       <w:proofErr w:type="spellEnd"/>
       <w:r>
-        <w:t xml:space="preserve"> before being stored, and protected API routes verify a JWT before allowing access, so that only authenticated users can manage FAQ content. </w:t>
-      </w:r>
-      <w:r>
-        <w:t xml:space="preserve"> </w:t>
+        <w:t xml:space="preserve"> before being stored, and protected API routes verify a JWT before allowing access, so that only authenticated users can manage FAQ content.  </w:t>
       </w:r>
     </w:p>
     <w:p>
@@ -864,10 +796,7 @@
         <w:ind w:right="74" w:firstLine="0"/>
       </w:pPr>
       <w:r>
-        <w:t xml:space="preserve">FAQ Creation — Authenticated users can add new FAQ records consisting of a question, an answer, and a category. </w:t>
-      </w:r>
-      <w:r>
-        <w:t xml:space="preserve"> </w:t>
+        <w:t xml:space="preserve">FAQ Creation — Authenticated users can add new FAQ records consisting of a question, an answer, and a category.  </w:t>
       </w:r>
     </w:p>
     <w:p>
@@ -879,10 +808,7 @@
         <w:ind w:right="74" w:firstLine="0"/>
       </w:pPr>
       <w:r>
-        <w:t xml:space="preserve">FAQ Management — The system organises FAQ records so that they can be maintained over time, associated with the user who created them. </w:t>
-      </w:r>
-      <w:r>
-        <w:t xml:space="preserve"> </w:t>
+        <w:t xml:space="preserve">FAQ Management — The system organises FAQ records so that they can be maintained over time, associated with the user who created them.  </w:t>
       </w:r>
     </w:p>
     <w:p>
@@ -902,10 +828,7 @@
       </w:r>
       <w:proofErr w:type="spellEnd"/>
       <w:r>
-        <w:t xml:space="preserve"> search, making it easier to find relevant answers without browsing the entire collection. </w:t>
-      </w:r>
-      <w:r>
-        <w:t xml:space="preserve"> </w:t>
+        <w:t xml:space="preserve"> search, making it easier to find relevant answers without browsing the entire collection.  </w:t>
       </w:r>
     </w:p>
     <w:p>
@@ -917,10 +840,7 @@
         <w:ind w:right="74" w:firstLine="0"/>
       </w:pPr>
       <w:r>
-        <w:t xml:space="preserve">AI FAQ Generation — The backend integrates with Google Gemini AI so that, given a question, the system can generate a natural-language answer automatically. </w:t>
-      </w:r>
-      <w:r>
-        <w:t xml:space="preserve"> </w:t>
+        <w:t xml:space="preserve">AI FAQ Generation — The backend integrates with Google Gemini AI so that, given a question, the system can generate a natural-language answer automatically.  </w:t>
       </w:r>
     </w:p>
     <w:p>
@@ -932,10 +852,8 @@
         <w:ind w:right="74" w:firstLine="0"/>
       </w:pPr>
       <w:r>
-        <w:t xml:space="preserve">MongoDB Data Storage — All user and FAQ data is persisted in a MongoDB database (hosted on MongoDB Atlas), accessed through the Mongoose object modelling library. </w:t>
-      </w:r>
-      <w:r>
-        <w:t xml:space="preserve"> </w:t>
+        <w:lastRenderedPageBreak/>
+        <w:t xml:space="preserve">MongoDB Data Storage — All user and FAQ data is persisted in a MongoDB database (hosted on MongoDB Atlas), accessed through the Mongoose object modelling library.  </w:t>
       </w:r>
     </w:p>
     <w:p>
@@ -944,10 +862,7 @@
         <w:ind w:left="-5"/>
       </w:pPr>
       <w:r>
-        <w:t xml:space="preserve">3. ARCHITECTURE </w:t>
-      </w:r>
-      <w:r>
-        <w:t xml:space="preserve"> </w:t>
+        <w:t xml:space="preserve">3. ARCHITECTURE  </w:t>
       </w:r>
     </w:p>
     <w:p>
@@ -955,14 +870,7 @@
         <w:ind w:left="-15" w:right="74"/>
       </w:pPr>
       <w:r>
-        <w:t xml:space="preserve">The AI FAQ Assistant follows a layered backend architecture. Each incoming request passes through a well-defined sequence of layers, with a single external AI </w:t>
-      </w:r>
-      <w:r>
-        <w:lastRenderedPageBreak/>
-        <w:t xml:space="preserve">service integrated alongside the core request path. The diagram below illustrates the primary request flow through the system. </w:t>
-      </w:r>
-      <w:r>
-        <w:t xml:space="preserve"> </w:t>
+        <w:t xml:space="preserve">The AI FAQ Assistant follows a layered backend architecture. Each incoming request passes through a well-defined sequence of layers, with a single external AI service integrated alongside the core request path. The diagram below illustrates the primary request flow through the system.  </w:t>
       </w:r>
     </w:p>
     <w:p>
@@ -972,10 +880,7 @@
         <w:ind w:left="8"/>
       </w:pPr>
       <w:r>
-        <w:t xml:space="preserve">  Layered Architecture </w:t>
-      </w:r>
-      <w:r>
-        <w:t xml:space="preserve"> </w:t>
+        <w:t xml:space="preserve">  Layered Architecture  </w:t>
       </w:r>
     </w:p>
     <w:tbl>
@@ -986,7 +891,6 @@
         <w:tblCellMar>
           <w:top w:w="148" w:type="dxa"/>
           <w:left w:w="51" w:type="dxa"/>
-          <w:bottom w:w="0" w:type="dxa"/>
           <w:right w:w="115" w:type="dxa"/>
         </w:tblCellMar>
         <w:tblLook w:val="04A0" w:firstRow="1" w:lastRow="0" w:firstColumn="1" w:lastColumn="0" w:noHBand="0" w:noVBand="1"/>
@@ -1056,10 +960,7 @@
               <w:t xml:space="preserve">                  v</w:t>
             </w:r>
             <w:r>
-              <w:t xml:space="preserve"> </w:t>
-            </w:r>
-            <w:r>
-              <w:t xml:space="preserve"> </w:t>
+              <w:t xml:space="preserve">  </w:t>
             </w:r>
           </w:p>
           <w:p>
@@ -1076,10 +977,7 @@
               <w:t xml:space="preserve">           Express Server</w:t>
             </w:r>
             <w:r>
-              <w:t xml:space="preserve"> </w:t>
-            </w:r>
-            <w:r>
-              <w:t xml:space="preserve"> </w:t>
+              <w:t xml:space="preserve">  </w:t>
             </w:r>
           </w:p>
           <w:p>
@@ -1120,10 +1018,7 @@
               <w:t>v</w:t>
             </w:r>
             <w:r>
-              <w:t xml:space="preserve"> </w:t>
-            </w:r>
-            <w:r>
-              <w:t xml:space="preserve"> </w:t>
+              <w:t xml:space="preserve">  </w:t>
             </w:r>
           </w:p>
           <w:p>
@@ -1140,10 +1035,7 @@
               <w:t xml:space="preserve">           Authentication</w:t>
             </w:r>
             <w:r>
-              <w:t xml:space="preserve"> </w:t>
-            </w:r>
-            <w:r>
-              <w:t xml:space="preserve"> </w:t>
+              <w:t xml:space="preserve">  </w:t>
             </w:r>
           </w:p>
           <w:p>
@@ -1176,10 +1068,7 @@
               <w:t>)</w:t>
             </w:r>
             <w:r>
-              <w:t xml:space="preserve"> </w:t>
-            </w:r>
-            <w:r>
-              <w:t xml:space="preserve"> </w:t>
+              <w:t xml:space="preserve">  </w:t>
             </w:r>
           </w:p>
         </w:tc>
@@ -1236,10 +1125,7 @@
               <w:t>v</w:t>
             </w:r>
             <w:r>
-              <w:t xml:space="preserve"> </w:t>
-            </w:r>
-            <w:r>
-              <w:t xml:space="preserve"> </w:t>
+              <w:t xml:space="preserve">  </w:t>
             </w:r>
           </w:p>
           <w:p>
@@ -1256,10 +1142,7 @@
               <w:t xml:space="preserve">            Business Logic</w:t>
             </w:r>
             <w:r>
-              <w:t xml:space="preserve"> </w:t>
-            </w:r>
-            <w:r>
-              <w:t xml:space="preserve"> </w:t>
+              <w:t xml:space="preserve">  </w:t>
             </w:r>
           </w:p>
           <w:p>
@@ -1276,10 +1159,7 @@
               <w:t xml:space="preserve">          (Controllers / Services)</w:t>
             </w:r>
             <w:r>
-              <w:t xml:space="preserve"> </w:t>
-            </w:r>
-            <w:r>
-              <w:t xml:space="preserve"> </w:t>
+              <w:t xml:space="preserve">  </w:t>
             </w:r>
           </w:p>
           <w:p>
@@ -1320,10 +1200,7 @@
               <w:t>v</w:t>
             </w:r>
             <w:r>
-              <w:t xml:space="preserve"> </w:t>
-            </w:r>
-            <w:r>
-              <w:t xml:space="preserve"> </w:t>
+              <w:t xml:space="preserve">  </w:t>
             </w:r>
           </w:p>
           <w:p>
@@ -1340,10 +1217,7 @@
               <w:t xml:space="preserve">               Mongoose</w:t>
             </w:r>
             <w:r>
-              <w:t xml:space="preserve"> </w:t>
-            </w:r>
-            <w:r>
-              <w:t xml:space="preserve"> </w:t>
+              <w:t xml:space="preserve">  </w:t>
             </w:r>
           </w:p>
           <w:p>
@@ -1384,10 +1258,7 @@
               <w:t>v</w:t>
             </w:r>
             <w:r>
-              <w:t xml:space="preserve"> </w:t>
-            </w:r>
-            <w:r>
-              <w:t xml:space="preserve"> </w:t>
+              <w:t xml:space="preserve">  </w:t>
             </w:r>
           </w:p>
           <w:p>
@@ -1404,10 +1275,7 @@
               <w:t xml:space="preserve">               MongoDB</w:t>
             </w:r>
             <w:r>
-              <w:t xml:space="preserve"> </w:t>
-            </w:r>
-            <w:r>
-              <w:t xml:space="preserve"> </w:t>
+              <w:t xml:space="preserve">  </w:t>
             </w:r>
           </w:p>
         </w:tc>
@@ -1420,10 +1288,7 @@
         <w:jc w:val="left"/>
       </w:pPr>
       <w:r>
-        <w:t xml:space="preserve"> </w:t>
-      </w:r>
-      <w:r>
-        <w:t xml:space="preserve"> </w:t>
+        <w:t xml:space="preserve">  </w:t>
       </w:r>
     </w:p>
     <w:p>
@@ -1446,10 +1311,7 @@
         <w:t xml:space="preserve">                 +-----------------+</w:t>
       </w:r>
       <w:r>
-        <w:t xml:space="preserve"> </w:t>
-      </w:r>
-      <w:r>
-        <w:t xml:space="preserve"> </w:t>
+        <w:t xml:space="preserve">  </w:t>
       </w:r>
     </w:p>
     <w:p>
@@ -1497,10 +1359,7 @@
       </w:r>
       <w:proofErr w:type="gramEnd"/>
       <w:r>
-        <w:t xml:space="preserve"> </w:t>
-      </w:r>
-      <w:r>
-        <w:t xml:space="preserve"> </w:t>
+        <w:t xml:space="preserve">  </w:t>
       </w:r>
     </w:p>
     <w:p>
@@ -1523,10 +1382,7 @@
         <w:t xml:space="preserve">                 |       AI        |</w:t>
       </w:r>
       <w:r>
-        <w:t xml:space="preserve"> </w:t>
-      </w:r>
-      <w:r>
-        <w:t xml:space="preserve"> </w:t>
+        <w:t xml:space="preserve">  </w:t>
       </w:r>
     </w:p>
     <w:p>
@@ -1549,10 +1405,7 @@
         <w:t xml:space="preserve">                 +--------+--------+</w:t>
       </w:r>
       <w:r>
-        <w:t xml:space="preserve"> </w:t>
-      </w:r>
-      <w:r>
-        <w:t xml:space="preserve"> </w:t>
+        <w:t xml:space="preserve">  </w:t>
       </w:r>
     </w:p>
     <w:p>
@@ -1615,10 +1468,7 @@
         <w:t xml:space="preserve">                          v</w:t>
       </w:r>
       <w:r>
-        <w:t xml:space="preserve"> </w:t>
-      </w:r>
-      <w:r>
-        <w:t xml:space="preserve"> </w:t>
+        <w:t xml:space="preserve">  </w:t>
       </w:r>
     </w:p>
     <w:p>
@@ -1638,13 +1488,11 @@
           <w:b/>
           <w:sz w:val="21"/>
         </w:rPr>
+        <w:lastRenderedPageBreak/>
         <w:t xml:space="preserve">  Client -&gt; Express Server -&gt; Business Logic -&gt; Mongoose -&gt; MongoDB</w:t>
       </w:r>
       <w:r>
-        <w:t xml:space="preserve"> </w:t>
-      </w:r>
-      <w:r>
-        <w:t xml:space="preserve"> </w:t>
+        <w:t xml:space="preserve">  </w:t>
       </w:r>
     </w:p>
     <w:p>
@@ -1694,10 +1542,7 @@
       </w:r>
       <w:proofErr w:type="spellEnd"/>
       <w:r>
-        <w:t xml:space="preserve">/services/geminiService.js), which keeps the AI-calling logic separate from the Express route handlers and the MongoDB data-access logic. This separation means the AI provider could, in principle, be replaced or extended without altering the routing or database layers. </w:t>
-      </w:r>
-      <w:r>
-        <w:t xml:space="preserve"> </w:t>
+        <w:t xml:space="preserve">/services/geminiService.js), which keeps the AI-calling logic separate from the Express route handlers and the MongoDB data-access logic. This separation means the AI provider could, in principle, be replaced or extended without altering the routing or database layers.  </w:t>
       </w:r>
     </w:p>
     <w:p>
@@ -1706,11 +1551,7 @@
         <w:ind w:left="8"/>
       </w:pPr>
       <w:r>
-        <w:lastRenderedPageBreak/>
-        <w:t xml:space="preserve"> Data Flow </w:t>
-      </w:r>
-      <w:r>
-        <w:t xml:space="preserve"> </w:t>
+        <w:t xml:space="preserve"> Data Flow  </w:t>
       </w:r>
     </w:p>
     <w:p>
@@ -1718,10 +1559,7 @@
         <w:ind w:left="-15" w:right="74"/>
       </w:pPr>
       <w:r>
-        <w:t xml:space="preserve">The following two flows describe how a request moves through the system for (A) a normal FAQ operation, and (B) an AI-assisted answer-generation request. </w:t>
-      </w:r>
-      <w:r>
-        <w:t xml:space="preserve"> </w:t>
+        <w:t xml:space="preserve">The following two flows describe how a request moves through the system for (A) a normal FAQ operation, and (B) an AI-assisted answer-generation request.  </w:t>
       </w:r>
     </w:p>
     <w:p>
@@ -1745,10 +1583,7 @@
         <w:t xml:space="preserve"> FAQ Flow</w:t>
       </w:r>
       <w:r>
-        <w:t xml:space="preserve"> </w:t>
-      </w:r>
-      <w:r>
-        <w:t xml:space="preserve"> </w:t>
+        <w:t xml:space="preserve">  </w:t>
       </w:r>
     </w:p>
     <w:p>
@@ -1771,10 +1606,7 @@
         <w:t xml:space="preserve">   User</w:t>
       </w:r>
       <w:r>
-        <w:t xml:space="preserve"> </w:t>
-      </w:r>
-      <w:r>
-        <w:t xml:space="preserve"> </w:t>
+        <w:t xml:space="preserve">  </w:t>
       </w:r>
     </w:p>
     <w:p>
@@ -1827,10 +1659,7 @@
         <w:t>v</w:t>
       </w:r>
       <w:r>
-        <w:t xml:space="preserve"> </w:t>
-      </w:r>
-      <w:r>
-        <w:t xml:space="preserve"> </w:t>
+        <w:t xml:space="preserve">  </w:t>
       </w:r>
     </w:p>
     <w:p>
@@ -1850,30 +1679,39 @@
           <w:b/>
           <w:sz w:val="21"/>
         </w:rPr>
-        <w:t xml:space="preserve">   </w:t>
-      </w:r>
+        <w:t xml:space="preserve">   API </w:t>
+      </w:r>
+      <w:proofErr w:type="gramStart"/>
       <w:r>
         <w:rPr>
           <w:b/>
           <w:sz w:val="21"/>
         </w:rPr>
-        <w:t xml:space="preserve">API </w:t>
-      </w:r>
-      <w:proofErr w:type="gramStart"/>
+        <w:t>Request  (</w:t>
+      </w:r>
+      <w:proofErr w:type="gramEnd"/>
       <w:r>
         <w:rPr>
           <w:b/>
           <w:sz w:val="21"/>
         </w:rPr>
-        <w:t>Request  (</w:t>
-      </w:r>
-      <w:proofErr w:type="gramEnd"/>
+        <w:t>e.g. POST /</w:t>
+      </w:r>
+      <w:proofErr w:type="spellStart"/>
       <w:r>
         <w:rPr>
           <w:b/>
           <w:sz w:val="21"/>
         </w:rPr>
-        <w:t>e.g. POST /</w:t>
+        <w:t>api</w:t>
+      </w:r>
+      <w:proofErr w:type="spellEnd"/>
+      <w:r>
+        <w:rPr>
+          <w:b/>
+          <w:sz w:val="21"/>
+        </w:rPr>
+        <w:t>/</w:t>
       </w:r>
       <w:proofErr w:type="spellStart"/>
       <w:r>
@@ -1881,6 +1719,22 @@
           <w:b/>
           <w:sz w:val="21"/>
         </w:rPr>
+        <w:t>faqs</w:t>
+      </w:r>
+      <w:proofErr w:type="spellEnd"/>
+      <w:r>
+        <w:rPr>
+          <w:b/>
+          <w:sz w:val="21"/>
+        </w:rPr>
+        <w:t>, GET /</w:t>
+      </w:r>
+      <w:proofErr w:type="spellStart"/>
+      <w:r>
+        <w:rPr>
+          <w:b/>
+          <w:sz w:val="21"/>
+        </w:rPr>
         <w:t>api</w:t>
       </w:r>
       <w:proofErr w:type="spellEnd"/>
@@ -1905,45 +1759,10 @@
           <w:b/>
           <w:sz w:val="21"/>
         </w:rPr>
-        <w:t>, GET /</w:t>
-      </w:r>
-      <w:proofErr w:type="spellStart"/>
-      <w:r>
-        <w:rPr>
-          <w:b/>
-          <w:sz w:val="21"/>
-        </w:rPr>
-        <w:t>api</w:t>
-      </w:r>
-      <w:proofErr w:type="spellEnd"/>
-      <w:r>
-        <w:rPr>
-          <w:b/>
-          <w:sz w:val="21"/>
-        </w:rPr>
-        <w:t>/</w:t>
-      </w:r>
-      <w:proofErr w:type="spellStart"/>
-      <w:r>
-        <w:rPr>
-          <w:b/>
-          <w:sz w:val="21"/>
-        </w:rPr>
-        <w:t>faqs</w:t>
-      </w:r>
-      <w:proofErr w:type="spellEnd"/>
-      <w:r>
-        <w:rPr>
-          <w:b/>
-          <w:sz w:val="21"/>
-        </w:rPr>
         <w:t>/search)</w:t>
       </w:r>
       <w:r>
-        <w:t xml:space="preserve"> </w:t>
-      </w:r>
-      <w:r>
-        <w:t xml:space="preserve"> </w:t>
+        <w:t xml:space="preserve">  </w:t>
       </w:r>
     </w:p>
     <w:p>
@@ -1996,10 +1815,7 @@
         <w:t>v</w:t>
       </w:r>
       <w:r>
-        <w:t xml:space="preserve"> </w:t>
-      </w:r>
-      <w:r>
-        <w:t xml:space="preserve"> </w:t>
+        <w:t xml:space="preserve">  </w:t>
       </w:r>
     </w:p>
     <w:p>
@@ -2022,10 +1838,7 @@
         <w:t xml:space="preserve">   Express Route</w:t>
       </w:r>
       <w:r>
-        <w:t xml:space="preserve"> </w:t>
-      </w:r>
-      <w:r>
-        <w:t xml:space="preserve"> </w:t>
+        <w:t xml:space="preserve">  </w:t>
       </w:r>
     </w:p>
     <w:p>
@@ -2078,10 +1891,7 @@
         <w:t>v</w:t>
       </w:r>
       <w:r>
-        <w:t xml:space="preserve"> </w:t>
-      </w:r>
-      <w:r>
-        <w:t xml:space="preserve"> </w:t>
+        <w:t xml:space="preserve">  </w:t>
       </w:r>
     </w:p>
     <w:p>
@@ -2120,10 +1930,7 @@
         <w:t>JWT verification)</w:t>
       </w:r>
       <w:r>
-        <w:t xml:space="preserve"> </w:t>
-      </w:r>
-      <w:r>
-        <w:t xml:space="preserve"> </w:t>
+        <w:t xml:space="preserve">  </w:t>
       </w:r>
     </w:p>
     <w:p>
@@ -2176,10 +1983,7 @@
         <w:t>v</w:t>
       </w:r>
       <w:r>
-        <w:t xml:space="preserve"> </w:t>
-      </w:r>
-      <w:r>
-        <w:t xml:space="preserve"> </w:t>
+        <w:t xml:space="preserve">  </w:t>
       </w:r>
     </w:p>
     <w:p>
@@ -2218,10 +2022,7 @@
         <w:t>Controller)</w:t>
       </w:r>
       <w:r>
-        <w:t xml:space="preserve"> </w:t>
-      </w:r>
-      <w:r>
-        <w:t xml:space="preserve"> </w:t>
+        <w:t xml:space="preserve">  </w:t>
       </w:r>
     </w:p>
     <w:p>
@@ -2274,10 +2075,7 @@
         <w:t>v</w:t>
       </w:r>
       <w:r>
-        <w:t xml:space="preserve"> </w:t>
-      </w:r>
-      <w:r>
-        <w:t xml:space="preserve"> </w:t>
+        <w:t xml:space="preserve">  </w:t>
       </w:r>
     </w:p>
     <w:tbl>
@@ -2288,7 +2086,6 @@
         <w:tblCellMar>
           <w:top w:w="151" w:type="dxa"/>
           <w:left w:w="51" w:type="dxa"/>
-          <w:bottom w:w="0" w:type="dxa"/>
           <w:right w:w="115" w:type="dxa"/>
         </w:tblCellMar>
         <w:tblLook w:val="04A0" w:firstRow="1" w:lastRow="0" w:firstColumn="1" w:lastColumn="0" w:noHBand="0" w:noVBand="1"/>
@@ -2340,10 +2137,7 @@
               <w:t>via Mongoose)</w:t>
             </w:r>
             <w:r>
-              <w:t xml:space="preserve"> </w:t>
-            </w:r>
-            <w:r>
-              <w:t xml:space="preserve"> </w:t>
+              <w:t xml:space="preserve">  </w:t>
             </w:r>
           </w:p>
           <w:p>
@@ -2384,10 +2178,7 @@
               <w:t>v</w:t>
             </w:r>
             <w:r>
-              <w:t xml:space="preserve"> </w:t>
-            </w:r>
-            <w:r>
-              <w:t xml:space="preserve"> </w:t>
+              <w:t xml:space="preserve">  </w:t>
             </w:r>
           </w:p>
           <w:p>
@@ -2404,10 +2195,7 @@
               <w:t xml:space="preserve">   API Response</w:t>
             </w:r>
             <w:r>
-              <w:t xml:space="preserve"> </w:t>
-            </w:r>
-            <w:r>
-              <w:t xml:space="preserve"> </w:t>
+              <w:t xml:space="preserve">  </w:t>
             </w:r>
           </w:p>
           <w:p>
@@ -2434,10 +2222,7 @@
               <w:t xml:space="preserve">     v</w:t>
             </w:r>
             <w:r>
-              <w:t xml:space="preserve"> </w:t>
-            </w:r>
-            <w:r>
-              <w:t xml:space="preserve"> </w:t>
+              <w:t xml:space="preserve">  </w:t>
             </w:r>
             <w:r>
               <w:rPr>
@@ -2447,10 +2232,7 @@
               <w:t xml:space="preserve">   User</w:t>
             </w:r>
             <w:r>
-              <w:t xml:space="preserve"> </w:t>
-            </w:r>
-            <w:r>
-              <w:t xml:space="preserve"> </w:t>
+              <w:t xml:space="preserve">  </w:t>
             </w:r>
           </w:p>
         </w:tc>
@@ -2477,10 +2259,7 @@
         <w:t xml:space="preserve"> FAQ Generation Flow</w:t>
       </w:r>
       <w:r>
-        <w:t xml:space="preserve"> </w:t>
-      </w:r>
-      <w:r>
-        <w:t xml:space="preserve"> </w:t>
+        <w:t xml:space="preserve">  </w:t>
       </w:r>
     </w:p>
     <w:tbl>
@@ -2491,7 +2270,6 @@
         <w:tblCellMar>
           <w:top w:w="149" w:type="dxa"/>
           <w:left w:w="51" w:type="dxa"/>
-          <w:bottom w:w="0" w:type="dxa"/>
           <w:right w:w="115" w:type="dxa"/>
         </w:tblCellMar>
         <w:tblLook w:val="04A0" w:firstRow="1" w:lastRow="0" w:firstColumn="1" w:lastColumn="0" w:noHBand="0" w:noVBand="1"/>
@@ -2528,10 +2306,7 @@
               <w:t xml:space="preserve">   User</w:t>
             </w:r>
             <w:r>
-              <w:t xml:space="preserve"> </w:t>
-            </w:r>
-            <w:r>
-              <w:t xml:space="preserve"> </w:t>
+              <w:t xml:space="preserve">  </w:t>
             </w:r>
           </w:p>
           <w:p>
@@ -2572,10 +2347,7 @@
               <w:t>v</w:t>
             </w:r>
             <w:r>
-              <w:t xml:space="preserve"> </w:t>
-            </w:r>
-            <w:r>
-              <w:t xml:space="preserve"> </w:t>
+              <w:t xml:space="preserve">  </w:t>
             </w:r>
           </w:p>
           <w:p>
@@ -2624,10 +2396,7 @@
               <w:t>/ai/answer)</w:t>
             </w:r>
             <w:r>
-              <w:t xml:space="preserve"> </w:t>
-            </w:r>
-            <w:r>
-              <w:t xml:space="preserve"> </w:t>
+              <w:t xml:space="preserve">  </w:t>
             </w:r>
           </w:p>
           <w:p>
@@ -2668,10 +2437,7 @@
               <w:t>v</w:t>
             </w:r>
             <w:r>
-              <w:t xml:space="preserve"> </w:t>
-            </w:r>
-            <w:r>
-              <w:t xml:space="preserve"> </w:t>
+              <w:t xml:space="preserve">  </w:t>
             </w:r>
           </w:p>
           <w:p>
@@ -2688,10 +2454,7 @@
               <w:t xml:space="preserve">   Express Route</w:t>
             </w:r>
             <w:r>
-              <w:t xml:space="preserve"> </w:t>
-            </w:r>
-            <w:r>
-              <w:t xml:space="preserve"> </w:t>
+              <w:t xml:space="preserve">  </w:t>
             </w:r>
           </w:p>
           <w:p>
@@ -2732,10 +2495,7 @@
               <w:t>v</w:t>
             </w:r>
             <w:r>
-              <w:t xml:space="preserve"> </w:t>
-            </w:r>
-            <w:r>
-              <w:t xml:space="preserve"> </w:t>
+              <w:t xml:space="preserve">  </w:t>
             </w:r>
           </w:p>
           <w:p>
@@ -2768,10 +2528,7 @@
               <w:t>JWT verification)</w:t>
             </w:r>
             <w:r>
-              <w:t xml:space="preserve"> </w:t>
-            </w:r>
-            <w:r>
-              <w:t xml:space="preserve"> </w:t>
+              <w:t xml:space="preserve">  </w:t>
             </w:r>
           </w:p>
           <w:p>
@@ -2812,10 +2569,7 @@
               <w:t>v</w:t>
             </w:r>
             <w:r>
-              <w:t xml:space="preserve"> </w:t>
-            </w:r>
-            <w:r>
-              <w:t xml:space="preserve"> </w:t>
+              <w:t xml:space="preserve">  </w:t>
             </w:r>
           </w:p>
           <w:p>
@@ -2848,10 +2602,7 @@
               <w:t xml:space="preserve"> Gemini AI</w:t>
             </w:r>
             <w:r>
-              <w:t xml:space="preserve"> </w:t>
-            </w:r>
-            <w:r>
-              <w:t xml:space="preserve"> </w:t>
+              <w:t xml:space="preserve">  </w:t>
             </w:r>
           </w:p>
           <w:p>
@@ -2868,10 +2619,7 @@
               <w:t xml:space="preserve">     |                     |</w:t>
             </w:r>
             <w:r>
-              <w:t xml:space="preserve"> </w:t>
-            </w:r>
-            <w:r>
-              <w:t xml:space="preserve"> </w:t>
+              <w:t xml:space="preserve">  </w:t>
             </w:r>
           </w:p>
           <w:p>
@@ -2898,10 +2646,7 @@
               <w:t xml:space="preserve">     v</w:t>
             </w:r>
             <w:r>
-              <w:t xml:space="preserve"> </w:t>
-            </w:r>
-            <w:r>
-              <w:t xml:space="preserve"> </w:t>
+              <w:t xml:space="preserve">  </w:t>
             </w:r>
           </w:p>
           <w:p>
@@ -2934,10 +2679,7 @@
               <w:t>AI-generated answer)</w:t>
             </w:r>
             <w:r>
-              <w:t xml:space="preserve"> </w:t>
-            </w:r>
-            <w:r>
-              <w:t xml:space="preserve"> </w:t>
+              <w:t xml:space="preserve">  </w:t>
             </w:r>
           </w:p>
           <w:p>
@@ -2964,10 +2706,7 @@
               <w:t xml:space="preserve">     v</w:t>
             </w:r>
             <w:r>
-              <w:t xml:space="preserve"> </w:t>
-            </w:r>
-            <w:r>
-              <w:t xml:space="preserve"> </w:t>
+              <w:t xml:space="preserve">  </w:t>
             </w:r>
             <w:r>
               <w:rPr>
@@ -2977,10 +2716,7 @@
               <w:t xml:space="preserve">   User</w:t>
             </w:r>
             <w:r>
-              <w:t xml:space="preserve"> </w:t>
-            </w:r>
-            <w:r>
-              <w:t xml:space="preserve"> </w:t>
+              <w:t xml:space="preserve">  </w:t>
             </w:r>
           </w:p>
         </w:tc>
@@ -2992,10 +2728,7 @@
         <w:ind w:left="-5"/>
       </w:pPr>
       <w:r>
-        <w:t xml:space="preserve">4. SETUP INSTRUCTIONS </w:t>
-      </w:r>
-      <w:r>
-        <w:t xml:space="preserve"> </w:t>
+        <w:t xml:space="preserve">4. SETUP INSTRUCTIONS  </w:t>
       </w:r>
     </w:p>
     <w:p>
@@ -3004,10 +2737,7 @@
         <w:ind w:left="8"/>
       </w:pPr>
       <w:r>
-        <w:t xml:space="preserve">  Prerequisites </w:t>
-      </w:r>
-      <w:r>
-        <w:t xml:space="preserve"> </w:t>
+        <w:t xml:space="preserve">  Prerequisites  </w:t>
       </w:r>
     </w:p>
     <w:p>
@@ -3016,10 +2746,7 @@
         <w:ind w:left="-15" w:right="74"/>
       </w:pPr>
       <w:r>
-        <w:t xml:space="preserve">The following software and accounts are required before the AI FAQ Assistant can be set up and run: </w:t>
-      </w:r>
-      <w:r>
-        <w:t xml:space="preserve"> </w:t>
+        <w:t xml:space="preserve">The following software and accounts are required before the AI FAQ Assistant can be set up and run:  </w:t>
       </w:r>
     </w:p>
     <w:p>
@@ -3032,10 +2759,7 @@
         <w:ind w:left="1353" w:right="74" w:hanging="670"/>
       </w:pPr>
       <w:r>
-        <w:t xml:space="preserve">Node.js (JavaScript runtime for executing the backend application) </w:t>
-      </w:r>
-      <w:r>
-        <w:t xml:space="preserve"> </w:t>
+        <w:t xml:space="preserve">Node.js (JavaScript runtime for executing the backend application)  </w:t>
       </w:r>
     </w:p>
     <w:p>
@@ -3053,10 +2777,7 @@
       </w:r>
       <w:proofErr w:type="spellEnd"/>
       <w:r>
-        <w:t xml:space="preserve"> (Node Package Manager, used to install project dependencies) </w:t>
-      </w:r>
-      <w:r>
-        <w:t xml:space="preserve"> </w:t>
+        <w:t xml:space="preserve"> (Node Package Manager, used to install project dependencies)  </w:t>
       </w:r>
     </w:p>
     <w:p>
@@ -3069,10 +2790,7 @@
         <w:ind w:left="1353" w:right="74" w:hanging="670"/>
       </w:pPr>
       <w:r>
-        <w:t xml:space="preserve">MongoDB (a MongoDB Atlas cluster was used during development and testing — confirmed via the terminal log “MongoDB Connected: acrjpaliyshard-00-00.ug2ngih.mongodb.net. </w:t>
-      </w:r>
-      <w:r>
-        <w:t xml:space="preserve"> </w:t>
+        <w:t xml:space="preserve">MongoDB (a MongoDB Atlas cluster was used during development and testing — confirmed via the terminal log “MongoDB Connected: acrjpaliyshard-00-00.ug2ngih.mongodb.net.  </w:t>
       </w:r>
     </w:p>
     <w:p>
@@ -3085,10 +2803,7 @@
         <w:ind w:left="1353" w:right="74" w:hanging="670"/>
       </w:pPr>
       <w:r>
-        <w:t xml:space="preserve">Postman or Thunder Client, for testing the REST API endpoints (Thunder Client, as a Visual Studio Code extension, was the tool actually used during development. </w:t>
-      </w:r>
-      <w:r>
-        <w:t xml:space="preserve"> </w:t>
+        <w:t xml:space="preserve">Postman or Thunder Client, for testing the REST API endpoints (Thunder Client, as a Visual Studio Code extension, was the tool actually used during development.  </w:t>
       </w:r>
     </w:p>
     <w:p>
@@ -3098,10 +2813,7 @@
       </w:pPr>
       <w:r>
         <w:lastRenderedPageBreak/>
-        <w:t xml:space="preserve"> Environment Variables </w:t>
-      </w:r>
-      <w:r>
-        <w:t xml:space="preserve"> </w:t>
+        <w:t xml:space="preserve"> Environment Variables  </w:t>
       </w:r>
     </w:p>
     <w:p>
@@ -3110,10 +2822,7 @@
         <w:ind w:left="-15" w:right="74"/>
       </w:pPr>
       <w:r>
-        <w:t xml:space="preserve">The project is configured using a .env file. The exact variable names used in the project’s .env file were not supplied as part of the project information; the example below therefore uses placeholder names that follow the values confirmed through testing (the application port) together with conventional names for the remaining </w:t>
-      </w:r>
-      <w:r>
-        <w:t xml:space="preserve"> </w:t>
+        <w:t xml:space="preserve">The project is configured using a .env file. The exact variable names used in the project’s .env file were not supplied as part of the project information; the example below therefore uses placeholder names that follow the values confirmed through testing (the application port) together with conventional names for the remaining  </w:t>
       </w:r>
     </w:p>
     <w:p>
@@ -3122,10 +2831,7 @@
         <w:ind w:left="-5"/>
       </w:pPr>
       <w:r>
-        <w:t xml:space="preserve">5. FOLDER STRUCTURE </w:t>
-      </w:r>
-      <w:r>
-        <w:t xml:space="preserve"> </w:t>
+        <w:t xml:space="preserve">5. FOLDER STRUCTURE  </w:t>
       </w:r>
     </w:p>
     <w:p>
@@ -3134,10 +2840,7 @@
         <w:ind w:left="-15" w:right="74"/>
       </w:pPr>
       <w:r>
-        <w:t xml:space="preserve">The project folder structure below was confirmed directly from the Visual Studio Code Explorer panel during development and testing, rather than being assumed. </w:t>
-      </w:r>
-      <w:r>
-        <w:t xml:space="preserve"> </w:t>
+        <w:t xml:space="preserve">The project folder structure below was confirmed directly from the Visual Studio Code Explorer panel during development and testing, rather than being assumed.  </w:t>
       </w:r>
     </w:p>
     <w:p>
@@ -3146,10 +2849,7 @@
         <w:ind w:left="-15" w:right="74" w:firstLine="0"/>
       </w:pPr>
       <w:r>
-        <w:t xml:space="preserve">It reflects the structure of the project at the time of testing. </w:t>
-      </w:r>
-      <w:r>
-        <w:t xml:space="preserve"> </w:t>
+        <w:t xml:space="preserve">It reflects the structure of the project at the time of testing.  </w:t>
       </w:r>
     </w:p>
     <w:p>
@@ -3171,10 +2871,7 @@
         <w:t>CODE/</w:t>
       </w:r>
       <w:r>
-        <w:t xml:space="preserve"> </w:t>
-      </w:r>
-      <w:r>
-        <w:t xml:space="preserve"> </w:t>
+        <w:t xml:space="preserve">  </w:t>
       </w:r>
     </w:p>
     <w:p>
@@ -3196,10 +2893,7 @@
         <w:t>|</w:t>
       </w:r>
       <w:r>
-        <w:t xml:space="preserve"> </w:t>
-      </w:r>
-      <w:r>
-        <w:t xml:space="preserve"> </w:t>
+        <w:t xml:space="preserve">  </w:t>
       </w:r>
     </w:p>
     <w:p>
@@ -3237,10 +2931,7 @@
         <w:t>/</w:t>
       </w:r>
       <w:r>
-        <w:t xml:space="preserve"> </w:t>
-      </w:r>
-      <w:r>
-        <w:t xml:space="preserve"> </w:t>
+        <w:t xml:space="preserve">  </w:t>
       </w:r>
     </w:p>
     <w:p>
@@ -3278,10 +2969,7 @@
         <w:t>/</w:t>
       </w:r>
       <w:r>
-        <w:t xml:space="preserve"> </w:t>
-      </w:r>
-      <w:r>
-        <w:t xml:space="preserve"> </w:t>
+        <w:t xml:space="preserve">  </w:t>
       </w:r>
     </w:p>
     <w:p>
@@ -3303,10 +2991,7 @@
         <w:t>|   +-- config/</w:t>
       </w:r>
       <w:r>
-        <w:t xml:space="preserve"> </w:t>
-      </w:r>
-      <w:r>
-        <w:t xml:space="preserve"> </w:t>
+        <w:t xml:space="preserve">  </w:t>
       </w:r>
     </w:p>
     <w:p>
@@ -3328,10 +3013,7 @@
         <w:t>|   +-- controllers/</w:t>
       </w:r>
       <w:r>
-        <w:t xml:space="preserve"> </w:t>
-      </w:r>
-      <w:r>
-        <w:t xml:space="preserve"> </w:t>
+        <w:t xml:space="preserve">  </w:t>
       </w:r>
     </w:p>
     <w:p>
@@ -3353,10 +3035,7 @@
         <w:t>|   +-- middleware/</w:t>
       </w:r>
       <w:r>
-        <w:t xml:space="preserve"> </w:t>
-      </w:r>
-      <w:r>
-        <w:t xml:space="preserve"> </w:t>
+        <w:t xml:space="preserve">  </w:t>
       </w:r>
     </w:p>
     <w:p>
@@ -3378,10 +3057,7 @@
         <w:t>|   +-- models/</w:t>
       </w:r>
       <w:r>
-        <w:t xml:space="preserve"> </w:t>
-      </w:r>
-      <w:r>
-        <w:t xml:space="preserve"> </w:t>
+        <w:t xml:space="preserve">  </w:t>
       </w:r>
     </w:p>
     <w:p>
@@ -3403,10 +3079,7 @@
         <w:t>|   |   +-- FAQ.js</w:t>
       </w:r>
       <w:r>
-        <w:t xml:space="preserve"> </w:t>
-      </w:r>
-      <w:r>
-        <w:t xml:space="preserve"> </w:t>
+        <w:t xml:space="preserve">  </w:t>
       </w:r>
     </w:p>
     <w:p>
@@ -3428,10 +3101,7 @@
         <w:t>|   |   +-- User.js</w:t>
       </w:r>
       <w:r>
-        <w:t xml:space="preserve"> </w:t>
-      </w:r>
-      <w:r>
-        <w:t xml:space="preserve"> </w:t>
+        <w:t xml:space="preserve">  </w:t>
       </w:r>
     </w:p>
     <w:p>
@@ -3453,10 +3123,7 @@
         <w:t>|   +-- routes/</w:t>
       </w:r>
       <w:r>
-        <w:t xml:space="preserve"> </w:t>
-      </w:r>
-      <w:r>
-        <w:t xml:space="preserve"> </w:t>
+        <w:t xml:space="preserve">  </w:t>
       </w:r>
     </w:p>
     <w:p>
@@ -3478,10 +3145,7 @@
         <w:t>|   +-- services/</w:t>
       </w:r>
       <w:r>
-        <w:t xml:space="preserve"> </w:t>
-      </w:r>
-      <w:r>
-        <w:t xml:space="preserve"> </w:t>
+        <w:t xml:space="preserve">  </w:t>
       </w:r>
     </w:p>
     <w:p>
@@ -3503,10 +3167,7 @@
         <w:t>|   |   +-- geminiService.js</w:t>
       </w:r>
       <w:r>
-        <w:t xml:space="preserve"> </w:t>
-      </w:r>
-      <w:r>
-        <w:t xml:space="preserve"> </w:t>
+        <w:t xml:space="preserve">  </w:t>
       </w:r>
     </w:p>
     <w:p>
@@ -3525,20 +3186,10 @@
           <w:b/>
           <w:sz w:val="21"/>
         </w:rPr>
-        <w:t xml:space="preserve">|   +-- </w:t>
-      </w:r>
-      <w:r>
-        <w:rPr>
-          <w:b/>
-          <w:sz w:val="21"/>
-        </w:rPr>
-        <w:t>utils/</w:t>
-      </w:r>
-      <w:r>
-        <w:t xml:space="preserve"> </w:t>
-      </w:r>
-      <w:r>
-        <w:t xml:space="preserve"> </w:t>
+        <w:t>|   +-- utils/</w:t>
+      </w:r>
+      <w:r>
+        <w:t xml:space="preserve">  </w:t>
       </w:r>
     </w:p>
     <w:p>
@@ -3560,10 +3211,7 @@
         <w:t>|   +-- app.js</w:t>
       </w:r>
       <w:r>
-        <w:t xml:space="preserve"> </w:t>
-      </w:r>
-      <w:r>
-        <w:t xml:space="preserve"> </w:t>
+        <w:t xml:space="preserve">  </w:t>
       </w:r>
     </w:p>
     <w:p>
@@ -3585,10 +3233,7 @@
         <w:t>|   +-- server.js</w:t>
       </w:r>
       <w:r>
-        <w:t xml:space="preserve"> </w:t>
-      </w:r>
-      <w:r>
-        <w:t xml:space="preserve"> </w:t>
+        <w:t xml:space="preserve">  </w:t>
       </w:r>
     </w:p>
     <w:p>
@@ -3619,10 +3264,7 @@
       </w:r>
       <w:proofErr w:type="gramEnd"/>
       <w:r>
-        <w:t xml:space="preserve"> </w:t>
-      </w:r>
-      <w:r>
-        <w:t xml:space="preserve"> </w:t>
+        <w:t xml:space="preserve">  </w:t>
       </w:r>
     </w:p>
     <w:p>
@@ -3662,10 +3304,7 @@
       <w:proofErr w:type="spellEnd"/>
       <w:proofErr w:type="gramEnd"/>
       <w:r>
-        <w:t xml:space="preserve"> </w:t>
-      </w:r>
-      <w:r>
-        <w:t xml:space="preserve"> </w:t>
+        <w:t xml:space="preserve">  </w:t>
       </w:r>
     </w:p>
     <w:p>
@@ -3698,10 +3337,7 @@
       <w:proofErr w:type="spellEnd"/>
       <w:proofErr w:type="gramEnd"/>
       <w:r>
-        <w:t xml:space="preserve"> </w:t>
-      </w:r>
-      <w:r>
-        <w:t xml:space="preserve"> </w:t>
+        <w:t xml:space="preserve">  </w:t>
       </w:r>
     </w:p>
     <w:p>
@@ -3734,10 +3370,7 @@
       <w:proofErr w:type="spellEnd"/>
       <w:proofErr w:type="gramEnd"/>
       <w:r>
-        <w:t xml:space="preserve"> </w:t>
-      </w:r>
-      <w:r>
-        <w:t xml:space="preserve"> </w:t>
+        <w:t xml:space="preserve">  </w:t>
       </w:r>
     </w:p>
     <w:p>
@@ -3759,10 +3392,7 @@
         <w:t>+-- README.md</w:t>
       </w:r>
       <w:r>
-        <w:t xml:space="preserve"> </w:t>
-      </w:r>
-      <w:r>
-        <w:t xml:space="preserve"> </w:t>
+        <w:t xml:space="preserve">  </w:t>
       </w:r>
     </w:p>
     <w:p>
@@ -3784,10 +3414,7 @@
         <w:t>+-- test_api.js</w:t>
       </w:r>
       <w:r>
-        <w:t xml:space="preserve"> </w:t>
-      </w:r>
-      <w:r>
-        <w:t xml:space="preserve"> </w:t>
+        <w:t xml:space="preserve">  </w:t>
       </w:r>
     </w:p>
     <w:p>
@@ -3809,10 +3436,7 @@
         <w:t>+-- testGemini.js</w:t>
       </w:r>
       <w:r>
-        <w:t xml:space="preserve"> </w:t>
-      </w:r>
-      <w:r>
-        <w:t xml:space="preserve"> </w:t>
+        <w:t xml:space="preserve">  </w:t>
       </w:r>
     </w:p>
     <w:p>
@@ -3821,10 +3445,7 @@
         <w:ind w:left="-5"/>
       </w:pPr>
       <w:r>
-        <w:t xml:space="preserve">6. RUNNING THE APPLICATION </w:t>
-      </w:r>
-      <w:r>
-        <w:t xml:space="preserve"> </w:t>
+        <w:t xml:space="preserve">6. RUNNING THE APPLICATION  </w:t>
       </w:r>
     </w:p>
     <w:p>
@@ -3833,10 +3454,7 @@
         <w:ind w:left="-15" w:right="74"/>
       </w:pPr>
       <w:r>
-        <w:t xml:space="preserve">After completing the installation steps described in Section 4, the application dependencies are installed using: </w:t>
-      </w:r>
-      <w:r>
-        <w:t xml:space="preserve"> </w:t>
+        <w:t xml:space="preserve">After completing the installation steps described in Section 4, the application dependencies are installed using:  </w:t>
       </w:r>
     </w:p>
     <w:p>
@@ -3869,10 +3487,7 @@
         <w:t xml:space="preserve"> install</w:t>
       </w:r>
       <w:r>
-        <w:t xml:space="preserve"> </w:t>
-      </w:r>
-      <w:r>
-        <w:t xml:space="preserve"> </w:t>
+        <w:t xml:space="preserve">  </w:t>
       </w:r>
     </w:p>
     <w:p>
@@ -3915,10 +3530,7 @@
       </w:r>
       <w:proofErr w:type="spellEnd"/>
       <w:r>
-        <w:t xml:space="preserve"> run dev) was not explicitly supplied as part of the project information and is therefore recorded as [NPM SCRIPT NAME TO BE </w:t>
-      </w:r>
-      <w:r>
-        <w:t xml:space="preserve"> </w:t>
+        <w:t xml:space="preserve"> run dev) was not explicitly supplied as part of the project information and is therefore recorded as [NPM SCRIPT NAME TO BE  </w:t>
       </w:r>
     </w:p>
     <w:p>
@@ -3967,10 +3579,7 @@
       </w:r>
       <w:proofErr w:type="spellEnd"/>
       <w:r>
-        <w:t xml:space="preserve">/server.js as the entry point. </w:t>
-      </w:r>
-      <w:r>
-        <w:t xml:space="preserve"> </w:t>
+        <w:t xml:space="preserve">/server.js as the entry point.  </w:t>
       </w:r>
     </w:p>
     <w:p>
@@ -3979,10 +3588,7 @@
         <w:ind w:left="-15" w:right="74"/>
       </w:pPr>
       <w:r>
-        <w:t xml:space="preserve">With the server running, the API can be reached at the following base URL, using the confirmed port number: </w:t>
-      </w:r>
-      <w:r>
-        <w:t xml:space="preserve"> </w:t>
+        <w:t xml:space="preserve">With the server running, the API can be reached at the following base URL, using the confirmed port number:  </w:t>
       </w:r>
     </w:p>
     <w:p>
@@ -4028,10 +3634,7 @@
         </w:r>
       </w:hyperlink>
       <w:r>
-        <w:t xml:space="preserve">dpoints (for example, http://localhost:5000/api/auth/register or http://localhost:5000/api/ai/answer) can then be exercised using Thunder Client, Postman, or any other HTTP client, as described in Section 9. </w:t>
-      </w:r>
-      <w:r>
-        <w:t xml:space="preserve"> </w:t>
+        <w:t xml:space="preserve">dpoints (for example, http://localhost:5000/api/auth/register or http://localhost:5000/api/ai/answer) can then be exercised using Thunder Client, Postman, or any other HTTP client, as described in Section 9.  </w:t>
       </w:r>
     </w:p>
     <w:p>
@@ -4040,10 +3643,7 @@
         <w:ind w:left="-5"/>
       </w:pPr>
       <w:r>
-        <w:t xml:space="preserve">7. MODULE DOCUMENTATION </w:t>
-      </w:r>
-      <w:r>
-        <w:t xml:space="preserve"> </w:t>
+        <w:t xml:space="preserve">7. MODULE DOCUMENTATION  </w:t>
       </w:r>
     </w:p>
     <w:p>
@@ -4052,10 +3652,7 @@
         <w:ind w:left="8"/>
       </w:pPr>
       <w:r>
-        <w:t xml:space="preserve"> User Authentication Module </w:t>
-      </w:r>
-      <w:r>
-        <w:t xml:space="preserve"> </w:t>
+        <w:t xml:space="preserve"> User Authentication Module  </w:t>
       </w:r>
     </w:p>
     <w:p>
@@ -4071,10 +3668,7 @@
       </w:r>
       <w:proofErr w:type="spellEnd"/>
       <w:r>
-        <w:t xml:space="preserve"> before being stored, so that the plain-text password is never persisted in the database. This behaviour is confirmed by the registration response captured during testing (Figure 12.2), which returns the user’s stored record together with a signed JWT, but never returns the password itself. </w:t>
-      </w:r>
-      <w:r>
-        <w:t xml:space="preserve"> </w:t>
+        <w:t xml:space="preserve"> before being stored, so that the plain-text password is never persisted in the database. This behaviour is confirmed by the registration response captured during testing (Figure 12.2), which returns the user’s stored record together with a signed JWT, but never returns the password itself.  </w:t>
       </w:r>
     </w:p>
     <w:p>
@@ -4083,10 +3677,7 @@
         <w:ind w:left="8"/>
       </w:pPr>
       <w:r>
-        <w:t xml:space="preserve">  FAQ Management Module </w:t>
-      </w:r>
-      <w:r>
-        <w:t xml:space="preserve"> </w:t>
+        <w:t xml:space="preserve">  FAQ Management Module  </w:t>
       </w:r>
     </w:p>
     <w:p>
@@ -4102,10 +3693,7 @@
       </w:r>
       <w:proofErr w:type="spellEnd"/>
       <w:r>
-        <w:t>) and automatic timestamps. The module is designed to support the standard lifecycle of an FAQ record — creation, update, and deletion — through the endpoints described.</w:t>
-      </w:r>
-      <w:r>
-        <w:t xml:space="preserve"> </w:t>
+        <w:t xml:space="preserve">) and automatic timestamps. The module is designed to support the standard lifecycle of an FAQ record — creation, update, and deletion — through the endpoints described. </w:t>
       </w:r>
     </w:p>
     <w:p>
@@ -4114,10 +3702,7 @@
         <w:ind w:left="8"/>
       </w:pPr>
       <w:r>
-        <w:t xml:space="preserve">  AI FAQ Generation Module </w:t>
-      </w:r>
-      <w:r>
-        <w:t xml:space="preserve"> </w:t>
+        <w:t xml:space="preserve">  AI FAQ Generation Module  </w:t>
       </w:r>
     </w:p>
     <w:p>
@@ -4169,10 +3754,7 @@
       </w:r>
       <w:proofErr w:type="gramEnd"/>
       <w:r>
-        <w:t xml:space="preserve"> with a measured response time of 4.77 seconds. </w:t>
-      </w:r>
-      <w:r>
-        <w:t xml:space="preserve"> </w:t>
+        <w:t xml:space="preserve"> with a measured response time of 4.77 seconds.  </w:t>
       </w:r>
     </w:p>
     <w:p>
@@ -4188,10 +3770,7 @@
       </w:r>
       <w:proofErr w:type="spellEnd"/>
       <w:r>
-        <w:t xml:space="preserve">/ai/answer. This document uses that confirmed route name throughout, in preference to any endpoint name assumed before testing evidence was available. </w:t>
-      </w:r>
-      <w:r>
-        <w:t xml:space="preserve"> </w:t>
+        <w:t xml:space="preserve">/ai/answer. This document uses that confirmed route name throughout, in preference to any endpoint name assumed before testing evidence was available.  </w:t>
       </w:r>
     </w:p>
     <w:p>
@@ -4200,10 +3779,7 @@
         <w:ind w:left="8"/>
       </w:pPr>
       <w:r>
-        <w:t xml:space="preserve">  FAQ Search Module </w:t>
-      </w:r>
-      <w:r>
-        <w:t xml:space="preserve"> </w:t>
+        <w:t xml:space="preserve">  FAQ Search Module  </w:t>
       </w:r>
     </w:p>
     <w:p>
@@ -4243,10 +3819,7 @@
       </w:r>
       <w:proofErr w:type="spellEnd"/>
       <w:r>
-        <w:t xml:space="preserve">). This provides a lightweight, self-service way for a user to locate relevant existing FAQ content without needing to browse the full collection. </w:t>
-      </w:r>
-      <w:r>
-        <w:t xml:space="preserve"> </w:t>
+        <w:t xml:space="preserve">). This provides a lightweight, self-service way for a user to locate relevant existing FAQ content without needing to browse the full collection.  </w:t>
       </w:r>
     </w:p>
     <w:p>
@@ -4255,10 +3828,7 @@
         <w:ind w:left="8"/>
       </w:pPr>
       <w:r>
-        <w:t xml:space="preserve">  Database Module </w:t>
-      </w:r>
-      <w:r>
-        <w:t xml:space="preserve"> </w:t>
+        <w:t xml:space="preserve">  Database Module  </w:t>
       </w:r>
     </w:p>
     <w:p>
@@ -4282,10 +3852,7 @@
       </w:r>
       <w:proofErr w:type="gramEnd"/>
       <w:r>
-        <w:t xml:space="preserve"> </w:t>
-      </w:r>
-      <w:r>
-        <w:t xml:space="preserve"> </w:t>
+        <w:t xml:space="preserve">  </w:t>
       </w:r>
     </w:p>
     <w:p>
@@ -4294,10 +3861,7 @@
         <w:ind w:left="8"/>
       </w:pPr>
       <w:r>
-        <w:t xml:space="preserve">  API Routing Module </w:t>
-      </w:r>
-      <w:r>
-        <w:t xml:space="preserve"> </w:t>
+        <w:t xml:space="preserve">  API Routing Module  </w:t>
       </w:r>
     </w:p>
     <w:p>
@@ -4314,10 +3878,7 @@
       </w:r>
       <w:proofErr w:type="spellEnd"/>
       <w:r>
-        <w:t xml:space="preserve">/routes/, organise the application’s endpoints into logical groups — authentication routes, FAQ routes, and AI routes — and connect each URL path and HTTP method to its corresponding controller function. This keeps the routing configuration separate from the business logic implemented in the controllers. </w:t>
-      </w:r>
-      <w:r>
-        <w:t xml:space="preserve"> </w:t>
+        <w:t xml:space="preserve">/routes/, organise the application’s endpoints into logical groups — authentication routes, FAQ routes, and AI routes — and connect each URL path and HTTP method to its corresponding controller function. This keeps the routing configuration separate from the business logic implemented in the controllers.  </w:t>
       </w:r>
     </w:p>
     <w:p>
@@ -4326,10 +3887,7 @@
         <w:ind w:left="-5"/>
       </w:pPr>
       <w:r>
-        <w:t xml:space="preserve">8. DATA MANAGEMENT </w:t>
-      </w:r>
-      <w:r>
-        <w:t xml:space="preserve"> </w:t>
+        <w:t xml:space="preserve">8. DATA MANAGEMENT  </w:t>
       </w:r>
     </w:p>
     <w:p>
@@ -4338,10 +3896,7 @@
         <w:ind w:left="-15" w:right="74"/>
       </w:pPr>
       <w:r>
-        <w:t xml:space="preserve">The AI FAQ Assistant stores two primary types of data in MongoDB: user accounts and FAQ records. Each is represented by its own Mongoose schema, summarised in the tables below. Data types are marked as confirmed where they were directly observed in API responses during testing, and are otherwise left unspecified in line with the project’s accuracy requirements </w:t>
-      </w:r>
-      <w:r>
-        <w:t xml:space="preserve"> </w:t>
+        <w:t xml:space="preserve">The AI FAQ Assistant stores two primary types of data in MongoDB: user accounts and FAQ records. Each is represented by its own Mongoose schema, summarised in the tables below. Data types are marked as confirmed where they were directly observed in API responses during testing, and are otherwise left unspecified in line with the project’s accuracy requirements  </w:t>
       </w:r>
     </w:p>
     <w:p>
@@ -4352,10 +3907,7 @@
       </w:pPr>
       <w:r>
         <w:lastRenderedPageBreak/>
-        <w:t xml:space="preserve"> </w:t>
-      </w:r>
-      <w:r>
-        <w:t xml:space="preserve"> </w:t>
+        <w:t xml:space="preserve">  </w:t>
       </w:r>
     </w:p>
     <w:p>
@@ -4364,10 +3916,7 @@
         <w:ind w:left="-5"/>
       </w:pPr>
       <w:r>
-        <w:t xml:space="preserve">9. API INTERFACE </w:t>
-      </w:r>
-      <w:r>
-        <w:t xml:space="preserve"> </w:t>
+        <w:t xml:space="preserve">9. API INTERFACE  </w:t>
       </w:r>
     </w:p>
     <w:p>
@@ -4375,10 +3924,7 @@
         <w:ind w:left="-15" w:right="74"/>
       </w:pPr>
       <w:r>
-        <w:t>As the AI FAQ Assistant is a REST API-</w:t>
-      </w:r>
-      <w:r>
-        <w:t>based backend project with no bundled front-end, its interface is the set of HTTP endpoints it exposes. During development, these endpoints were exercised using Thunder Client, a REST client extension for Visual Studio Code (confirmed directly by the captured screenshots in Section 12). A Postman collection (</w:t>
+        <w:t>As the AI FAQ Assistant is a REST API-based backend project with no bundled front-end, its interface is the set of HTTP endpoints it exposes. During development, these endpoints were exercised using Thunder Client, a REST client extension for Visual Studio Code (confirmed directly by the captured screenshots in Section 12). A Postman collection (</w:t>
       </w:r>
       <w:proofErr w:type="spellStart"/>
       <w:r>
@@ -4391,10 +3937,7 @@
       <w:proofErr w:type="spellEnd"/>
       <w:proofErr w:type="gramEnd"/>
       <w:r>
-        <w:t xml:space="preserve">) is also maintained within the project for the same purpose, allowing the API to be tested from either tool. </w:t>
-      </w:r>
-      <w:r>
-        <w:t xml:space="preserve"> </w:t>
+        <w:t xml:space="preserve">) is also maintained within the project for the same purpose, allowing the API to be tested from either tool.  </w:t>
       </w:r>
     </w:p>
     <w:p>
@@ -4411,10 +3954,7 @@
       </w:r>
       <w:proofErr w:type="spellEnd"/>
       <w:r>
-        <w:t xml:space="preserve">/auth/register </w:t>
-      </w:r>
-      <w:r>
-        <w:t xml:space="preserve"> </w:t>
+        <w:t xml:space="preserve">/auth/register  </w:t>
       </w:r>
     </w:p>
     <w:p>
@@ -4423,10 +3963,7 @@
         <w:ind w:left="-15" w:right="74"/>
       </w:pPr>
       <w:r>
-        <w:t xml:space="preserve">Purpose: registers a new user account. This endpoint was tested directly, with the following confirmed request and response. </w:t>
-      </w:r>
-      <w:r>
-        <w:t xml:space="preserve"> </w:t>
+        <w:t xml:space="preserve">Purpose: registers a new user account. This endpoint was tested directly, with the following confirmed request and response.  </w:t>
       </w:r>
     </w:p>
     <w:p>
@@ -4444,10 +3981,7 @@
       </w:r>
       <w:proofErr w:type="spellEnd"/>
       <w:r>
-        <w:t xml:space="preserve">. Note that the JWT shown above has been shortened for readability; the full token was returned in the actual response. </w:t>
-      </w:r>
-      <w:r>
-        <w:t xml:space="preserve"> </w:t>
+        <w:t xml:space="preserve">. Note that the JWT shown above has been shortened for readability; the full token was returned in the actual response.  </w:t>
       </w:r>
     </w:p>
     <w:p>
@@ -4464,10 +3998,7 @@
       </w:r>
       <w:proofErr w:type="spellEnd"/>
       <w:r>
-        <w:t xml:space="preserve">/ai/answer </w:t>
-      </w:r>
-      <w:r>
-        <w:t xml:space="preserve"> </w:t>
+        <w:t xml:space="preserve">/ai/answer  </w:t>
       </w:r>
     </w:p>
     <w:p>
@@ -4476,10 +4007,7 @@
         <w:ind w:left="-15" w:right="74"/>
       </w:pPr>
       <w:r>
-        <w:t xml:space="preserve">Purpose: accepts a question and returns an AI-generated answer produced via Google Gemini AI, which can be used as the basis for a new FAQ entry. This endpoint was also tested directly. </w:t>
-      </w:r>
-      <w:r>
-        <w:t xml:space="preserve"> </w:t>
+        <w:t xml:space="preserve">Purpose: accepts a question and returns an AI-generated answer produced via Google Gemini AI, which can be used as the basis for a new FAQ entry. This endpoint was also tested directly.  </w:t>
       </w:r>
     </w:p>
     <w:tbl>
@@ -4490,7 +4018,6 @@
         <w:tblCellMar>
           <w:top w:w="66" w:type="dxa"/>
           <w:left w:w="32" w:type="dxa"/>
-          <w:bottom w:w="0" w:type="dxa"/>
           <w:right w:w="115" w:type="dxa"/>
         </w:tblCellMar>
         <w:tblLook w:val="04A0" w:firstRow="1" w:lastRow="0" w:firstColumn="1" w:lastColumn="0" w:noHBand="0" w:noVBand="1"/>
@@ -4526,10 +4053,7 @@
               <w:t>Request Body:</w:t>
             </w:r>
             <w:r>
-              <w:t xml:space="preserve"> </w:t>
-            </w:r>
-            <w:r>
-              <w:t xml:space="preserve"> </w:t>
+              <w:t xml:space="preserve">  </w:t>
             </w:r>
           </w:p>
           <w:p>
@@ -4546,10 +4070,7 @@
               <w:t>{</w:t>
             </w:r>
             <w:r>
-              <w:t xml:space="preserve"> </w:t>
-            </w:r>
-            <w:r>
-              <w:t xml:space="preserve"> </w:t>
+              <w:t xml:space="preserve">  </w:t>
             </w:r>
           </w:p>
           <w:p>
@@ -4582,10 +4103,7 @@
               <w:t>?"</w:t>
             </w:r>
             <w:r>
-              <w:t xml:space="preserve"> </w:t>
-            </w:r>
-            <w:r>
-              <w:t xml:space="preserve"> </w:t>
+              <w:t xml:space="preserve">  </w:t>
             </w:r>
           </w:p>
           <w:p>
@@ -4602,10 +4120,7 @@
               <w:t>}</w:t>
             </w:r>
             <w:r>
-              <w:t xml:space="preserve"> </w:t>
-            </w:r>
-            <w:r>
-              <w:t xml:space="preserve"> </w:t>
+              <w:t xml:space="preserve">  </w:t>
             </w:r>
           </w:p>
         </w:tc>
@@ -4639,10 +4154,7 @@
               <w:t>Response (200 OK):</w:t>
             </w:r>
             <w:r>
-              <w:t xml:space="preserve"> </w:t>
-            </w:r>
-            <w:r>
-              <w:t xml:space="preserve"> </w:t>
+              <w:t xml:space="preserve">  </w:t>
             </w:r>
           </w:p>
           <w:p>
@@ -4659,10 +4171,7 @@
               <w:t>{</w:t>
             </w:r>
             <w:r>
-              <w:t xml:space="preserve"> </w:t>
-            </w:r>
-            <w:r>
-              <w:t xml:space="preserve"> </w:t>
+              <w:t xml:space="preserve">  </w:t>
             </w:r>
           </w:p>
         </w:tc>
@@ -4725,10 +4234,7 @@
               <w:t>Request Body:</w:t>
             </w:r>
             <w:r>
-              <w:t xml:space="preserve"> </w:t>
-            </w:r>
-            <w:r>
-              <w:t xml:space="preserve"> </w:t>
+              <w:t xml:space="preserve">  </w:t>
             </w:r>
           </w:p>
           <w:p>
@@ -4745,10 +4251,7 @@
               <w:t>{</w:t>
             </w:r>
             <w:r>
-              <w:t xml:space="preserve"> </w:t>
-            </w:r>
-            <w:r>
-              <w:t xml:space="preserve"> </w:t>
+              <w:t xml:space="preserve">  </w:t>
             </w:r>
           </w:p>
           <w:p>
@@ -4765,10 +4268,7 @@
               <w:t xml:space="preserve">  "name": "saran",</w:t>
             </w:r>
             <w:r>
-              <w:t xml:space="preserve"> </w:t>
-            </w:r>
-            <w:r>
-              <w:t xml:space="preserve"> </w:t>
+              <w:t xml:space="preserve">  </w:t>
             </w:r>
           </w:p>
           <w:p>
@@ -4782,20 +4282,10 @@
                 <w:b/>
                 <w:sz w:val="21"/>
               </w:rPr>
+              <w:t xml:space="preserve">  "email": "user22@gmail.com",</w:t>
+            </w:r>
+            <w:r>
               <w:t xml:space="preserve">  </w:t>
-            </w:r>
-            <w:r>
-              <w:rPr>
-                <w:b/>
-                <w:sz w:val="21"/>
-              </w:rPr>
-              <w:t>"email": "user22@gmail.com",</w:t>
-            </w:r>
-            <w:r>
-              <w:t xml:space="preserve"> </w:t>
-            </w:r>
-            <w:r>
-              <w:t xml:space="preserve"> </w:t>
             </w:r>
           </w:p>
           <w:p>
@@ -4812,10 +4302,7 @@
               <w:t xml:space="preserve">  "password": "password123"</w:t>
             </w:r>
             <w:r>
-              <w:t xml:space="preserve"> </w:t>
-            </w:r>
-            <w:r>
-              <w:t xml:space="preserve"> </w:t>
+              <w:t xml:space="preserve">  </w:t>
             </w:r>
           </w:p>
           <w:p>
@@ -4832,10 +4319,7 @@
               <w:t>}</w:t>
             </w:r>
             <w:r>
-              <w:t xml:space="preserve"> </w:t>
-            </w:r>
-            <w:r>
-              <w:t xml:space="preserve"> </w:t>
+              <w:t xml:space="preserve">  </w:t>
             </w:r>
           </w:p>
         </w:tc>
@@ -4869,10 +4353,7 @@
               <w:t>Response (201 Created):</w:t>
             </w:r>
             <w:r>
-              <w:t xml:space="preserve"> </w:t>
-            </w:r>
-            <w:r>
-              <w:t xml:space="preserve"> </w:t>
+              <w:t xml:space="preserve">  </w:t>
             </w:r>
           </w:p>
           <w:p>
@@ -4889,10 +4370,7 @@
               <w:t>{</w:t>
             </w:r>
             <w:r>
-              <w:t xml:space="preserve"> </w:t>
-            </w:r>
-            <w:r>
-              <w:t xml:space="preserve"> </w:t>
+              <w:t xml:space="preserve">  </w:t>
             </w:r>
           </w:p>
           <w:p>
@@ -4909,10 +4387,7 @@
               <w:t xml:space="preserve">  "success": true,</w:t>
             </w:r>
             <w:r>
-              <w:t xml:space="preserve"> </w:t>
-            </w:r>
-            <w:r>
-              <w:t xml:space="preserve"> </w:t>
+              <w:t xml:space="preserve">  </w:t>
             </w:r>
           </w:p>
           <w:p>
@@ -4929,10 +4404,7 @@
               <w:t xml:space="preserve">  "message": "User registered successfully",</w:t>
             </w:r>
             <w:r>
-              <w:t xml:space="preserve"> </w:t>
-            </w:r>
-            <w:r>
-              <w:t xml:space="preserve"> </w:t>
+              <w:t xml:space="preserve">  </w:t>
             </w:r>
           </w:p>
           <w:p>
@@ -4949,10 +4421,7 @@
               <w:t xml:space="preserve">  "data": {</w:t>
             </w:r>
             <w:r>
-              <w:t xml:space="preserve"> </w:t>
-            </w:r>
-            <w:r>
-              <w:t xml:space="preserve"> </w:t>
+              <w:t xml:space="preserve">  </w:t>
             </w:r>
           </w:p>
           <w:p>
@@ -4969,10 +4438,7 @@
               <w:t xml:space="preserve">    "_id": "6ab4f2a2d0e60abfd8a7cee9",</w:t>
             </w:r>
             <w:r>
-              <w:t xml:space="preserve"> </w:t>
-            </w:r>
-            <w:r>
-              <w:t xml:space="preserve"> </w:t>
+              <w:t xml:space="preserve">  </w:t>
             </w:r>
           </w:p>
           <w:p>
@@ -4989,10 +4455,7 @@
               <w:t xml:space="preserve">    "name": "saran",</w:t>
             </w:r>
             <w:r>
-              <w:t xml:space="preserve"> </w:t>
-            </w:r>
-            <w:r>
-              <w:t xml:space="preserve"> </w:t>
+              <w:t xml:space="preserve">  </w:t>
             </w:r>
           </w:p>
           <w:p>
@@ -5006,20 +4469,10 @@
                 <w:b/>
                 <w:sz w:val="21"/>
               </w:rPr>
-              <w:t xml:space="preserve">    </w:t>
-            </w:r>
-            <w:r>
-              <w:rPr>
-                <w:b/>
-                <w:sz w:val="21"/>
-              </w:rPr>
-              <w:t>"email": "user22@gmail.com",</w:t>
-            </w:r>
-            <w:r>
-              <w:t xml:space="preserve"> </w:t>
-            </w:r>
-            <w:r>
-              <w:t xml:space="preserve"> </w:t>
+              <w:t xml:space="preserve">    "email": "user22@gmail.com",</w:t>
+            </w:r>
+            <w:r>
+              <w:t xml:space="preserve">  </w:t>
             </w:r>
           </w:p>
           <w:p>
@@ -5036,10 +4489,7 @@
               <w:t xml:space="preserve">    "token": "eyJhbGciOiJIUzI1NiIsInR5cCI6IkpXVCJ9..."</w:t>
             </w:r>
             <w:r>
-              <w:t xml:space="preserve"> </w:t>
-            </w:r>
-            <w:r>
-              <w:t xml:space="preserve"> </w:t>
+              <w:t xml:space="preserve">  </w:t>
             </w:r>
           </w:p>
           <w:p>
@@ -5056,10 +4506,7 @@
               <w:t xml:space="preserve">  }</w:t>
             </w:r>
             <w:r>
-              <w:t xml:space="preserve"> </w:t>
-            </w:r>
-            <w:r>
-              <w:t xml:space="preserve"> </w:t>
+              <w:t xml:space="preserve">  </w:t>
             </w:r>
           </w:p>
           <w:p>
@@ -5076,10 +4523,7 @@
               <w:t>}</w:t>
             </w:r>
             <w:r>
-              <w:t xml:space="preserve"> </w:t>
-            </w:r>
-            <w:r>
-              <w:t xml:space="preserve"> </w:t>
+              <w:t xml:space="preserve">  </w:t>
             </w:r>
           </w:p>
         </w:tc>
@@ -5139,46 +4583,36 @@
                 <w:b/>
                 <w:sz w:val="21"/>
               </w:rPr>
+              <w:t xml:space="preserve">  with dynamic schemas. It is designed for high </w:t>
+            </w:r>
+            <w:proofErr w:type="gramStart"/>
+            <w:r>
+              <w:rPr>
+                <w:b/>
+                <w:sz w:val="21"/>
+              </w:rPr>
+              <w:t>performance,</w:t>
+            </w:r>
+            <w:r>
+              <w:t xml:space="preserve"> </w:t>
+            </w:r>
+            <w:r>
+              <w:rPr>
+                <w:b/>
+                <w:sz w:val="21"/>
+              </w:rPr>
               <w:t xml:space="preserve">  </w:t>
             </w:r>
-            <w:r>
-              <w:rPr>
-                <w:b/>
-                <w:sz w:val="21"/>
-              </w:rPr>
-              <w:t xml:space="preserve">with dynamic schemas. It is designed for high </w:t>
-            </w:r>
-            <w:proofErr w:type="gramStart"/>
-            <w:r>
-              <w:rPr>
-                <w:b/>
-                <w:sz w:val="21"/>
-              </w:rPr>
-              <w:t>performance,</w:t>
-            </w:r>
-            <w:r>
-              <w:t xml:space="preserve"> </w:t>
-            </w:r>
-            <w:r>
-              <w:rPr>
-                <w:b/>
-                <w:sz w:val="21"/>
-              </w:rPr>
+            <w:proofErr w:type="gramEnd"/>
+            <w:r>
+              <w:rPr>
+                <w:b/>
+                <w:sz w:val="21"/>
+              </w:rPr>
+              <w:t>high availability, and easy scalability."</w:t>
+            </w:r>
+            <w:r>
               <w:t xml:space="preserve">  </w:t>
-            </w:r>
-            <w:proofErr w:type="gramEnd"/>
-            <w:r>
-              <w:rPr>
-                <w:b/>
-                <w:sz w:val="21"/>
-              </w:rPr>
-              <w:t>high availability, and easy scalability."</w:t>
-            </w:r>
-            <w:r>
-              <w:t xml:space="preserve"> </w:t>
-            </w:r>
-            <w:r>
-              <w:t xml:space="preserve"> </w:t>
             </w:r>
           </w:p>
           <w:p>
@@ -5195,10 +4629,7 @@
               <w:t>}</w:t>
             </w:r>
             <w:r>
-              <w:t xml:space="preserve"> </w:t>
-            </w:r>
-            <w:r>
-              <w:t xml:space="preserve"> </w:t>
+              <w:t xml:space="preserve">  </w:t>
             </w:r>
           </w:p>
         </w:tc>
@@ -5210,10 +4641,7 @@
         <w:ind w:left="8"/>
       </w:pPr>
       <w:r>
-        <w:t xml:space="preserve"> Other Endpoints </w:t>
-      </w:r>
-      <w:r>
-        <w:t xml:space="preserve"> </w:t>
+        <w:t xml:space="preserve"> Other Endpoints  </w:t>
       </w:r>
     </w:p>
     <w:p>
@@ -5272,10 +4700,7 @@
       </w:r>
       <w:proofErr w:type="spellEnd"/>
       <w:r>
-        <w:t xml:space="preserve">/search were not captured during testing and are therefore not reproduced here. </w:t>
-      </w:r>
-      <w:r>
-        <w:t xml:space="preserve"> </w:t>
+        <w:t xml:space="preserve">/search were not captured during testing and are therefore not reproduced here.  </w:t>
       </w:r>
     </w:p>
     <w:p>
@@ -5284,10 +4709,7 @@
         <w:ind w:left="-15" w:right="74" w:firstLine="0"/>
       </w:pPr>
       <w:r>
-        <w:t xml:space="preserve">For these endpoints: </w:t>
-      </w:r>
-      <w:r>
-        <w:t xml:space="preserve"> </w:t>
+        <w:t xml:space="preserve">For these endpoints:  </w:t>
       </w:r>
     </w:p>
     <w:p>
@@ -5326,10 +4748,7 @@
         <w:t>REQUEST BODY TO BE CONFIRMED]</w:t>
       </w:r>
       <w:r>
-        <w:t xml:space="preserve"> </w:t>
-      </w:r>
-      <w:r>
-        <w:t xml:space="preserve"> </w:t>
+        <w:t xml:space="preserve">  </w:t>
       </w:r>
     </w:p>
     <w:p>
@@ -5368,10 +4787,7 @@
         <w:t>RESPONSE FORMAT TO BE CONFIRMED]</w:t>
       </w:r>
       <w:r>
-        <w:t xml:space="preserve"> </w:t>
-      </w:r>
-      <w:r>
-        <w:t xml:space="preserve"> </w:t>
+        <w:t xml:space="preserve">  </w:t>
       </w:r>
     </w:p>
     <w:p>
@@ -5380,10 +4796,7 @@
         <w:ind w:left="-15" w:right="74"/>
       </w:pPr>
       <w:r>
-        <w:t xml:space="preserve">These should be completed by re-running each endpoint in Thunder Client or Postman and recording the captured request and response, in the same manner. </w:t>
-      </w:r>
-      <w:r>
-        <w:t xml:space="preserve"> </w:t>
+        <w:t xml:space="preserve">These should be completed by re-running each endpoint in Thunder Client or Postman and recording the captured request and response, in the same manner.  </w:t>
       </w:r>
     </w:p>
     <w:p>
@@ -5392,10 +4805,7 @@
         <w:ind w:left="-5"/>
       </w:pPr>
       <w:r>
-        <w:t xml:space="preserve">10. STYLING AND RESPONSE FORMAT </w:t>
-      </w:r>
-      <w:r>
-        <w:t xml:space="preserve"> </w:t>
+        <w:t xml:space="preserve">10. STYLING AND RESPONSE FORMAT  </w:t>
       </w:r>
     </w:p>
     <w:p>
@@ -5403,10 +4813,7 @@
         <w:ind w:left="-15" w:right="74"/>
       </w:pPr>
       <w:r>
-        <w:t xml:space="preserve">As the AI FAQ Assistant is a backend REST API project, it has no front-end styling (CSS) to document. Instead, this section describes the conventions used for structuring API responses and organising backend code. </w:t>
-      </w:r>
-      <w:r>
-        <w:t xml:space="preserve"> </w:t>
+        <w:t xml:space="preserve">As the AI FAQ Assistant is a backend REST API project, it has no front-end styling (CSS) to document. Instead, this section describes the conventions used for structuring API responses and organising backend code.  </w:t>
       </w:r>
     </w:p>
     <w:p>
@@ -5415,10 +4822,7 @@
         <w:ind w:left="8"/>
       </w:pPr>
       <w:r>
-        <w:t xml:space="preserve">  JSON Response Structure </w:t>
-      </w:r>
-      <w:r>
-        <w:t xml:space="preserve"> </w:t>
+        <w:t xml:space="preserve">  JSON Response Structure  </w:t>
       </w:r>
     </w:p>
     <w:p>
@@ -5434,10 +4838,7 @@
       </w:r>
       <w:proofErr w:type="spellEnd"/>
       <w:r>
-        <w:t xml:space="preserve"> success flag, together with either a data payload, a message, or, for the AI endpoint, an answer field, as shown in Section 9. This gives client applications a predictable shape to parse, regardless of which endpoint was called. </w:t>
-      </w:r>
-      <w:r>
-        <w:t xml:space="preserve"> </w:t>
+        <w:t xml:space="preserve"> success flag, together with either a data payload, a message, or, for the AI endpoint, an answer field, as shown in Section 9. This gives client applications a predictable shape to parse, regardless of which endpoint was called.  </w:t>
       </w:r>
     </w:p>
     <w:p>
@@ -5447,10 +4848,7 @@
       </w:pPr>
       <w:r>
         <w:lastRenderedPageBreak/>
-        <w:t xml:space="preserve">  HTTP Methods </w:t>
-      </w:r>
-      <w:r>
-        <w:t xml:space="preserve"> </w:t>
+        <w:t xml:space="preserve">  HTTP Methods  </w:t>
       </w:r>
     </w:p>
     <w:p>
@@ -5458,10 +4856,7 @@
         <w:ind w:left="-15" w:right="74"/>
       </w:pPr>
       <w:r>
-        <w:t xml:space="preserve">The API uses standard HTTP methods according to the action being performed: POST for creating resources or triggering an action (registration, login, FAQ creation, AI answer generation) and GET for retrieving data (FAQ search). This follows conventional REST practice, mapping each verb to its corresponding CRUD-style operation. </w:t>
-      </w:r>
-      <w:r>
-        <w:t xml:space="preserve"> </w:t>
+        <w:t xml:space="preserve">The API uses standard HTTP methods according to the action being performed: POST for creating resources or triggering an action (registration, login, FAQ creation, AI answer generation) and GET for retrieving data (FAQ search). This follows conventional REST practice, mapping each verb to its corresponding CRUD-style operation.  </w:t>
       </w:r>
     </w:p>
     <w:p>
@@ -5470,10 +4865,7 @@
         <w:ind w:left="8"/>
       </w:pPr>
       <w:r>
-        <w:t xml:space="preserve">Backend Code Organisation </w:t>
-      </w:r>
-      <w:r>
-        <w:t xml:space="preserve"> </w:t>
+        <w:t xml:space="preserve">Backend Code Organisation  </w:t>
       </w:r>
     </w:p>
     <w:p>
@@ -5506,10 +4898,7 @@
       </w:r>
       <w:proofErr w:type="spellEnd"/>
       <w:r>
-        <w:t xml:space="preserve">/routes/). This separation of concerns, visible directly in the confirmed folder structure (Section 5), keeps the code organised and makes it easier to maintain consistent response formatting across endpoints. </w:t>
-      </w:r>
-      <w:r>
-        <w:t xml:space="preserve"> </w:t>
+        <w:t xml:space="preserve">/routes/). This separation of concerns, visible directly in the confirmed folder structure (Section 5), keeps the code organised and makes it easier to maintain consistent response formatting across endpoints.  </w:t>
       </w:r>
     </w:p>
     <w:p>
@@ -5518,10 +4907,7 @@
         <w:ind w:left="-5"/>
       </w:pPr>
       <w:r>
-        <w:t xml:space="preserve">11. TESTING </w:t>
-      </w:r>
-      <w:r>
-        <w:t xml:space="preserve"> </w:t>
+        <w:t xml:space="preserve">11. TESTING  </w:t>
       </w:r>
     </w:p>
     <w:p>
@@ -5530,10 +4916,7 @@
         <w:ind w:left="8"/>
       </w:pPr>
       <w:r>
-        <w:t xml:space="preserve">Testing Strategy </w:t>
-      </w:r>
-      <w:r>
-        <w:t xml:space="preserve"> </w:t>
+        <w:t xml:space="preserve">Testing Strategy  </w:t>
       </w:r>
     </w:p>
     <w:p>
@@ -5541,10 +4924,7 @@
         <w:ind w:left="-15" w:right="74"/>
       </w:pPr>
       <w:r>
-        <w:t xml:space="preserve">The AI FAQ Assistant was tested using Thunder Client, a REST client extension within Visual Studio Code, as directly evidenced by the captured screenshots in Section 12. Testing followed a logical order: registration and login were tested first to obtain a valid JWT, after which the protected FAQ and AI-generation endpoints could be exercised using that token. </w:t>
-      </w:r>
-      <w:r>
-        <w:t xml:space="preserve"> </w:t>
+        <w:t xml:space="preserve">The AI FAQ Assistant was tested using Thunder Client, a REST client extension within Visual Studio Code, as directly evidenced by the captured screenshots in Section 12. Testing followed a logical order: registration and login were tested first to obtain a valid JWT, after which the protected FAQ and AI-generation endpoints could be exercised using that token.  </w:t>
       </w:r>
     </w:p>
     <w:p>
@@ -5553,10 +4933,7 @@
         <w:ind w:left="8"/>
       </w:pPr>
       <w:r>
-        <w:t xml:space="preserve"> Authentication Testing </w:t>
-      </w:r>
-      <w:r>
-        <w:t xml:space="preserve"> </w:t>
+        <w:t xml:space="preserve"> Authentication Testing  </w:t>
       </w:r>
     </w:p>
     <w:p>
@@ -5582,10 +4959,7 @@
       </w:r>
       <w:proofErr w:type="gramEnd"/>
       <w:r>
-        <w:t xml:space="preserve"> </w:t>
-      </w:r>
-      <w:r>
-        <w:t xml:space="preserve"> </w:t>
+        <w:t xml:space="preserve">  </w:t>
       </w:r>
     </w:p>
     <w:p>
@@ -5594,10 +4968,7 @@
         <w:ind w:left="8"/>
       </w:pPr>
       <w:r>
-        <w:t xml:space="preserve">  FAQ Testing </w:t>
-      </w:r>
-      <w:r>
-        <w:t xml:space="preserve"> </w:t>
+        <w:t xml:space="preserve">  FAQ Testing  </w:t>
       </w:r>
     </w:p>
     <w:p>
@@ -5621,10 +4992,7 @@
       </w:r>
       <w:proofErr w:type="spellEnd"/>
       <w:r>
-        <w:t xml:space="preserve">) was not available at the time of writing this documentation. </w:t>
-      </w:r>
-      <w:r>
-        <w:t xml:space="preserve"> </w:t>
+        <w:t xml:space="preserve">) was not available at the time of writing this documentation.  </w:t>
       </w:r>
     </w:p>
     <w:p>
@@ -5633,10 +5001,7 @@
         <w:ind w:left="8"/>
       </w:pPr>
       <w:r>
-        <w:t xml:space="preserve">Search Testing </w:t>
-      </w:r>
-      <w:r>
-        <w:t xml:space="preserve"> </w:t>
+        <w:t xml:space="preserve">Search Testing  </w:t>
       </w:r>
     </w:p>
     <w:p>
@@ -5660,10 +5025,7 @@
       </w:r>
       <w:proofErr w:type="spellEnd"/>
       <w:r>
-        <w:t xml:space="preserve">/search) was not available at the time of writing this documentation. </w:t>
-      </w:r>
-      <w:r>
-        <w:t xml:space="preserve"> </w:t>
+        <w:t xml:space="preserve">/search) was not available at the time of writing this documentation.  </w:t>
       </w:r>
     </w:p>
     <w:p>
@@ -5673,10 +5035,7 @@
       </w:pPr>
       <w:r>
         <w:lastRenderedPageBreak/>
-        <w:t xml:space="preserve"> AI Generation Testing </w:t>
-      </w:r>
-      <w:r>
-        <w:t xml:space="preserve"> </w:t>
+        <w:t xml:space="preserve"> AI Generation Testing  </w:t>
       </w:r>
     </w:p>
     <w:p>
@@ -5700,10 +5059,7 @@
       </w:r>
       <w:proofErr w:type="spellEnd"/>
       <w:r>
-        <w:t xml:space="preserve">?” and confirmed to return HTTP 200 OK with a complete, coherent AI-generated answer within 4.77 seconds (see Figure 9.2). </w:t>
-      </w:r>
-      <w:r>
-        <w:t xml:space="preserve"> </w:t>
+        <w:t xml:space="preserve">?” and confirmed to return HTTP 200 OK with a complete, coherent AI-generated answer within 4.77 seconds (see Figure 9.2).  </w:t>
       </w:r>
     </w:p>
     <w:p>
@@ -5712,10 +5068,7 @@
         <w:ind w:left="8"/>
       </w:pPr>
       <w:r>
-        <w:t xml:space="preserve">Database Testing </w:t>
-      </w:r>
-      <w:r>
-        <w:t xml:space="preserve"> </w:t>
+        <w:t xml:space="preserve">Database Testing  </w:t>
       </w:r>
     </w:p>
     <w:p>
@@ -5731,10 +5084,7 @@
       </w:r>
       <w:proofErr w:type="spellEnd"/>
       <w:r>
-        <w:t xml:space="preserve"> (_id) in the registration response. </w:t>
-      </w:r>
-      <w:r>
-        <w:t xml:space="preserve"> </w:t>
+        <w:t xml:space="preserve"> (_id) in the registration response.  </w:t>
       </w:r>
     </w:p>
     <w:p>
@@ -5743,10 +5093,7 @@
         <w:ind w:left="8"/>
       </w:pPr>
       <w:r>
-        <w:t xml:space="preserve">Protected API Testing </w:t>
-      </w:r>
-      <w:r>
-        <w:t xml:space="preserve"> </w:t>
+        <w:t xml:space="preserve">Protected API Testing  </w:t>
       </w:r>
     </w:p>
     <w:p>
@@ -5755,10 +5102,7 @@
         <w:ind w:left="-15" w:right="74"/>
       </w:pPr>
       <w:r>
-        <w:t>The Thunder Client interface for the AI answer endpoint shows an Auth tab alongside Query, Headers, and Body, indicating that authentication details</w:t>
-      </w:r>
-      <w:r>
-        <w:t xml:space="preserve"> </w:t>
+        <w:t xml:space="preserve">The Thunder Client interface for the AI answer endpoint shows an Auth tab alongside Query, Headers, and Body, indicating that authentication details </w:t>
       </w:r>
       <w:r>
         <w:rPr>
@@ -5774,10 +5118,7 @@
         <w:t>DEMO</w:t>
       </w:r>
       <w:r>
-        <w:t xml:space="preserve"> </w:t>
-      </w:r>
-      <w:r>
-        <w:t>:</w:t>
+        <w:t xml:space="preserve"> :</w:t>
       </w:r>
       <w:proofErr w:type="gramEnd"/>
       <w:r>
@@ -5829,10 +5170,7 @@
         </w:drawing>
       </w:r>
       <w:r>
-        <w:t xml:space="preserve"> </w:t>
-      </w:r>
-      <w:r>
-        <w:t xml:space="preserve"> </w:t>
+        <w:t xml:space="preserve">  </w:t>
       </w:r>
     </w:p>
     <w:p>
@@ -5911,10 +5249,7 @@
         </w:drawing>
       </w:r>
       <w:r>
-        <w:t xml:space="preserve"> </w:t>
-      </w:r>
-      <w:r>
-        <w:t xml:space="preserve"> </w:t>
+        <w:t xml:space="preserve">  </w:t>
       </w:r>
     </w:p>
     <w:p>
@@ -5923,10 +5258,7 @@
         <w:ind w:left="-15" w:right="74"/>
       </w:pPr>
       <w:r>
-        <w:t xml:space="preserve">The following figures are placeholders for screenshots that were not supplied at the time of writing this documentation and should be added before final submission: </w:t>
-      </w:r>
-      <w:r>
-        <w:t xml:space="preserve"> </w:t>
+        <w:t xml:space="preserve">The following figures are placeholders for screenshots that were not supplied at the time of writing this documentation and should be added before final submission:  </w:t>
       </w:r>
     </w:p>
     <w:p>
@@ -5935,10 +5267,7 @@
         <w:ind w:left="-5"/>
       </w:pPr>
       <w:r>
-        <w:t xml:space="preserve">13. FUTURE ENHANCEMENTS </w:t>
-      </w:r>
-      <w:r>
-        <w:t xml:space="preserve"> </w:t>
+        <w:t xml:space="preserve">13. FUTURE ENHANCEMENTS  </w:t>
       </w:r>
     </w:p>
     <w:p>
@@ -5946,10 +5275,7 @@
         <w:ind w:left="-15" w:right="74"/>
       </w:pPr>
       <w:r>
-        <w:t xml:space="preserve">The following are reasonable directions for extending the AI FAQ Assistant beyond its current scope. These are proposed future enhancements only and do not describe features that currently exist in the system: </w:t>
-      </w:r>
-      <w:r>
-        <w:t xml:space="preserve"> </w:t>
+        <w:t xml:space="preserve">The following are reasonable directions for extending the AI FAQ Assistant beyond its current scope. These are proposed future enhancements only and do not describe features that currently exist in the system:  </w:t>
       </w:r>
     </w:p>
     <w:p>
@@ -5961,10 +5287,7 @@
         <w:ind w:right="74" w:firstLine="0"/>
       </w:pPr>
       <w:r>
-        <w:t xml:space="preserve">Role-based access control, allowing different permission levels (for example, admin versus regular user) for managing FAQ content. </w:t>
-      </w:r>
-      <w:r>
-        <w:t xml:space="preserve"> </w:t>
+        <w:t xml:space="preserve">Role-based access control, allowing different permission levels (for example, admin versus regular user) for managing FAQ content.  </w:t>
       </w:r>
     </w:p>
     <w:p>
@@ -5976,10 +5299,7 @@
         <w:ind w:right="74" w:firstLine="0"/>
       </w:pPr>
       <w:r>
-        <w:t xml:space="preserve">Advanced FAQ search, including filtering by category, fuzzy matching, or relevance ranking rather than simple keyword matching. </w:t>
-      </w:r>
-      <w:r>
-        <w:t xml:space="preserve"> </w:t>
+        <w:t xml:space="preserve">Advanced FAQ search, including filtering by category, fuzzy matching, or relevance ranking rather than simple keyword matching.  </w:t>
       </w:r>
     </w:p>
     <w:p>
@@ -5992,10 +5312,7 @@
         <w:ind w:right="74" w:firstLine="0"/>
       </w:pPr>
       <w:r>
-        <w:t xml:space="preserve">Pagination for FAQ listing and search results, to handle larger FAQ collections efficiently. </w:t>
-      </w:r>
-      <w:r>
-        <w:t xml:space="preserve"> </w:t>
+        <w:t xml:space="preserve">Pagination for FAQ listing and search results, to handle larger FAQ collections efficiently.  </w:t>
       </w:r>
     </w:p>
     <w:p>
@@ -6008,10 +5325,7 @@
         <w:ind w:right="74" w:firstLine="0"/>
       </w:pPr>
       <w:r>
-        <w:t xml:space="preserve">FAQ filtering by category, tag, or creation date. </w:t>
-      </w:r>
-      <w:r>
-        <w:t xml:space="preserve"> </w:t>
+        <w:t xml:space="preserve">FAQ filtering by category, tag, or creation date.  </w:t>
       </w:r>
     </w:p>
     <w:p>
@@ -6023,10 +5337,7 @@
         <w:ind w:right="74" w:firstLine="0"/>
       </w:pPr>
       <w:r>
-        <w:t xml:space="preserve">Improved AI prompt handling, including prompt templates and response formatting tailored specifically to FAQ-style answers. </w:t>
-      </w:r>
-      <w:r>
-        <w:t xml:space="preserve"> </w:t>
+        <w:t xml:space="preserve">Improved AI prompt handling, including prompt templates and response formatting tailored specifically to FAQ-style answers.  </w:t>
       </w:r>
     </w:p>
     <w:p>
@@ -6038,10 +5349,7 @@
         <w:ind w:right="74" w:firstLine="0"/>
       </w:pPr>
       <w:r>
-        <w:t xml:space="preserve">API rate limiting, to protect the service (and the underlying Gemini AI quota) from excessive or abusive request volumes. </w:t>
-      </w:r>
-      <w:r>
-        <w:t xml:space="preserve"> </w:t>
+        <w:t xml:space="preserve">API rate limiting, to protect the service (and the underlying Gemini AI quota) from excessive or abusive request volumes.  </w:t>
       </w:r>
     </w:p>
     <w:p>
@@ -6053,10 +5361,7 @@
         <w:ind w:right="74" w:firstLine="0"/>
       </w:pPr>
       <w:r>
-        <w:t xml:space="preserve">Logging and monitoring, to track API usage, errors, and AI response times in production. </w:t>
-      </w:r>
-      <w:r>
-        <w:t xml:space="preserve"> </w:t>
+        <w:t xml:space="preserve">Logging and monitoring, to track API usage, errors, and AI response times in production.  </w:t>
       </w:r>
     </w:p>
     <w:p>
@@ -6066,10 +5371,7 @@
       </w:pPr>
       <w:r>
         <w:lastRenderedPageBreak/>
-        <w:t xml:space="preserve">14. CONCLUSION </w:t>
-      </w:r>
-      <w:r>
-        <w:t xml:space="preserve"> </w:t>
+        <w:t xml:space="preserve">14. CONCLUSION  </w:t>
       </w:r>
     </w:p>
     <w:p>
@@ -6085,10 +5387,7 @@
       </w:r>
       <w:proofErr w:type="spellEnd"/>
       <w:r>
-        <w:t xml:space="preserve"> for authentication and password security, and Google Gemini AI for automated answer generation, the system brings together the core components required of a modern backend service within a single, coherent architecture. </w:t>
-      </w:r>
-      <w:r>
-        <w:t xml:space="preserve"> </w:t>
+        <w:t xml:space="preserve"> for authentication and password security, and Google Gemini AI for automated answer generation, the system brings together the core components required of a modern backend service within a single, coherent architecture.  </w:t>
       </w:r>
     </w:p>
     <w:p>
@@ -6104,10 +5403,7 @@
       </w:r>
       <w:proofErr w:type="spellEnd"/>
       <w:r>
-        <w:t xml:space="preserve">/ai/answer endpoint, with the underlying MongoDB Atlas connection and Express server both verified through the application's terminal output. </w:t>
-      </w:r>
-      <w:r>
-        <w:t xml:space="preserve"> </w:t>
+        <w:t xml:space="preserve">/ai/answer endpoint, with the underlying MongoDB Atlas connection and Express server both verified through the application's terminal output.  </w:t>
       </w:r>
     </w:p>
     <w:p>
@@ -6226,10 +5522,7 @@
         <w:jc w:val="left"/>
       </w:pPr>
       <w:r>
-        <w:t xml:space="preserve"> </w:t>
-      </w:r>
-      <w:r>
-        <w:t xml:space="preserve"> </w:t>
+        <w:t xml:space="preserve">  </w:t>
       </w:r>
     </w:p>
     <w:sectPr>
@@ -6481,22 +5774,22 @@
             </wp:anchor>
           </w:drawing>
         </mc:Choice>
-        <mc:Fallback xmlns:a="http://schemas.openxmlformats.org/drawingml/2006/main">
+        <mc:Fallback>
           <w:pict>
-            <v:group id="Group 15899" style="width:538.747pt;height:0.882996pt;position:absolute;mso-position-horizontal-relative:page;mso-position-horizontal:absolute;margin-left:28.3465pt;mso-position-vertical-relative:page;margin-top:798.134pt;" coordsize="68420,112">
-              <v:shape id="Shape 16407" style="position:absolute;width:113;height:112;left:0;top:0;" coordsize="11331,11214" path="m0,0l11331,0l11331,11214l0,11214l0,0">
-                <v:stroke weight="0pt" endcap="flat" joinstyle="miter" miterlimit="10" on="false" color="#000000" opacity="0"/>
-                <v:fill on="true" color="#000000"/>
+            <v:group w14:anchorId="41943711" id="Group 15899" o:spid="_x0000_s1026" style="position:absolute;margin-left:28.35pt;margin-top:798.15pt;width:538.75pt;height:.9pt;z-index:251664384;mso-position-horizontal-relative:page;mso-position-vertical-relative:page" coordsize="68420,112" o:gfxdata="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">
+              <v:shape id="Shape 16404" o:spid="_x0000_s1027" style="position:absolute;width:113;height:112;visibility:visible;mso-wrap-style:square;v-text-anchor:top" coordsize="11331,11214" o:gfxdata="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" path="m,l11331,r,11214l,11214,,e" fillcolor="black" stroked="f" strokeweight="0">
+                <v:stroke miterlimit="83231f" joinstyle="miter"/>
+                <v:path arrowok="t" textboxrect="0,0,11331,11214"/>
               </v:shape>
-              <v:shape id="Shape 16408" style="position:absolute;width:68194;height:112;left:113;top:0;" coordsize="6819427,11214" path="m0,0l6819427,0l6819427,11214l0,11214l0,0">
-                <v:stroke weight="0pt" endcap="flat" joinstyle="miter" miterlimit="10" on="false" color="#000000" opacity="0"/>
-                <v:fill on="true" color="#000000"/>
+              <v:shape id="Shape 16405" o:spid="_x0000_s1028" style="position:absolute;left:113;width:68194;height:112;visibility:visible;mso-wrap-style:square;v-text-anchor:top" coordsize="6819427,11214" o:gfxdata="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" path="m,l6819427,r,11214l,11214,,e" fillcolor="black" stroked="f" strokeweight="0">
+                <v:stroke miterlimit="83231f" joinstyle="miter"/>
+                <v:path arrowok="t" textboxrect="0,0,6819427,11214"/>
               </v:shape>
-              <v:shape id="Shape 16409" style="position:absolute;width:113;height:112;left:68307;top:0;" coordsize="11330,11214" path="m0,0l11330,0l11330,11214l0,11214l0,0">
-                <v:stroke weight="0pt" endcap="flat" joinstyle="miter" miterlimit="10" on="false" color="#000000" opacity="0"/>
-                <v:fill on="true" color="#000000"/>
+              <v:shape id="Shape 16406" o:spid="_x0000_s1029" style="position:absolute;left:68307;width:113;height:112;visibility:visible;mso-wrap-style:square;v-text-anchor:top" coordsize="11330,11214" o:gfxdata="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" path="m,l11330,r,11214l,11214,,e" fillcolor="black" stroked="f" strokeweight="0">
+                <v:stroke miterlimit="83231f" joinstyle="miter"/>
+                <v:path arrowok="t" textboxrect="0,0,11330,11214"/>
               </v:shape>
-              <w10:wrap type="square"/>
+              <w10:wrap type="square" anchorx="page" anchory="page"/>
             </v:group>
           </w:pict>
         </mc:Fallback>
@@ -6524,10 +5817,7 @@
       <w:fldChar w:fldCharType="end"/>
     </w:r>
     <w:r>
-      <w:t xml:space="preserve"> </w:t>
-    </w:r>
-    <w:r>
-      <w:t xml:space="preserve"> </w:t>
+      <w:t xml:space="preserve">  </w:t>
     </w:r>
   </w:p>
 </w:ftr>
@@ -6742,22 +6032,22 @@
             </wp:anchor>
           </w:drawing>
         </mc:Choice>
-        <mc:Fallback xmlns:a="http://schemas.openxmlformats.org/drawingml/2006/main">
+        <mc:Fallback>
           <w:pict>
-            <v:group id="Group 15870" style="width:538.747pt;height:0.882996pt;position:absolute;mso-position-horizontal-relative:page;mso-position-horizontal:absolute;margin-left:28.3465pt;mso-position-vertical-relative:page;margin-top:798.134pt;" coordsize="68420,112">
-              <v:shape id="Shape 16401" style="position:absolute;width:113;height:112;left:0;top:0;" coordsize="11331,11214" path="m0,0l11331,0l11331,11214l0,11214l0,0">
-                <v:stroke weight="0pt" endcap="flat" joinstyle="miter" miterlimit="10" on="false" color="#000000" opacity="0"/>
-                <v:fill on="true" color="#000000"/>
+            <v:group w14:anchorId="7544A1FC" id="Group 15870" o:spid="_x0000_s1026" style="position:absolute;margin-left:28.35pt;margin-top:798.15pt;width:538.75pt;height:.9pt;z-index:251665408;mso-position-horizontal-relative:page;mso-position-vertical-relative:page" coordsize="68420,112" o:gfxdata="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">
+              <v:shape id="Shape 16398" o:spid="_x0000_s1027" style="position:absolute;width:113;height:112;visibility:visible;mso-wrap-style:square;v-text-anchor:top" coordsize="11331,11214" o:gfxdata="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" path="m,l11331,r,11214l,11214,,e" fillcolor="black" stroked="f" strokeweight="0">
+                <v:stroke miterlimit="83231f" joinstyle="miter"/>
+                <v:path arrowok="t" textboxrect="0,0,11331,11214"/>
               </v:shape>
-              <v:shape id="Shape 16402" style="position:absolute;width:68194;height:112;left:113;top:0;" coordsize="6819427,11214" path="m0,0l6819427,0l6819427,11214l0,11214l0,0">
-                <v:stroke weight="0pt" endcap="flat" joinstyle="miter" miterlimit="10" on="false" color="#000000" opacity="0"/>
-                <v:fill on="true" color="#000000"/>
+              <v:shape id="Shape 16399" o:spid="_x0000_s1028" style="position:absolute;left:113;width:68194;height:112;visibility:visible;mso-wrap-style:square;v-text-anchor:top" coordsize="6819427,11214" o:gfxdata="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" path="m,l6819427,r,11214l,11214,,e" fillcolor="black" stroked="f" strokeweight="0">
+                <v:stroke miterlimit="83231f" joinstyle="miter"/>
+                <v:path arrowok="t" textboxrect="0,0,6819427,11214"/>
               </v:shape>
-              <v:shape id="Shape 16403" style="position:absolute;width:113;height:112;left:68307;top:0;" coordsize="11330,11214" path="m0,0l11330,0l11330,11214l0,11214l0,0">
-                <v:stroke weight="0pt" endcap="flat" joinstyle="miter" miterlimit="10" on="false" color="#000000" opacity="0"/>
-                <v:fill on="true" color="#000000"/>
+              <v:shape id="Shape 16400" o:spid="_x0000_s1029" style="position:absolute;left:68307;width:113;height:112;visibility:visible;mso-wrap-style:square;v-text-anchor:top" coordsize="11330,11214" o:gfxdata="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" path="m,l11330,r,11214l,11214,,e" fillcolor="black" stroked="f" strokeweight="0">
+                <v:stroke miterlimit="83231f" joinstyle="miter"/>
+                <v:path arrowok="t" textboxrect="0,0,11330,11214"/>
               </v:shape>
-              <w10:wrap type="square"/>
+              <w10:wrap type="square" anchorx="page" anchory="page"/>
             </v:group>
           </w:pict>
         </mc:Fallback>
@@ -6785,10 +6075,7 @@
       <w:fldChar w:fldCharType="end"/>
     </w:r>
     <w:r>
-      <w:t xml:space="preserve"> </w:t>
-    </w:r>
-    <w:r>
-      <w:t xml:space="preserve"> </w:t>
+      <w:t xml:space="preserve">  </w:t>
     </w:r>
   </w:p>
 </w:ftr>
@@ -7003,22 +6290,22 @@
             </wp:anchor>
           </w:drawing>
         </mc:Choice>
-        <mc:Fallback xmlns:a="http://schemas.openxmlformats.org/drawingml/2006/main">
+        <mc:Fallback>
           <w:pict>
-            <v:group id="Group 15841" style="width:538.747pt;height:0.882996pt;position:absolute;mso-position-horizontal-relative:page;mso-position-horizontal:absolute;margin-left:28.3465pt;mso-position-vertical-relative:page;margin-top:798.134pt;" coordsize="68420,112">
-              <v:shape id="Shape 16395" style="position:absolute;width:113;height:112;left:0;top:0;" coordsize="11331,11214" path="m0,0l11331,0l11331,11214l0,11214l0,0">
-                <v:stroke weight="0pt" endcap="flat" joinstyle="miter" miterlimit="10" on="false" color="#000000" opacity="0"/>
-                <v:fill on="true" color="#000000"/>
+            <v:group w14:anchorId="44EF48F3" id="Group 15841" o:spid="_x0000_s1026" style="position:absolute;margin-left:28.35pt;margin-top:798.15pt;width:538.75pt;height:.9pt;z-index:251666432;mso-position-horizontal-relative:page;mso-position-vertical-relative:page" coordsize="68420,112" o:gfxdata="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">
+              <v:shape id="Shape 16392" o:spid="_x0000_s1027" style="position:absolute;width:113;height:112;visibility:visible;mso-wrap-style:square;v-text-anchor:top" coordsize="11331,11214" o:gfxdata="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" path="m,l11331,r,11214l,11214,,e" fillcolor="black" stroked="f" strokeweight="0">
+                <v:stroke miterlimit="83231f" joinstyle="miter"/>
+                <v:path arrowok="t" textboxrect="0,0,11331,11214"/>
               </v:shape>
-              <v:shape id="Shape 16396" style="position:absolute;width:68194;height:112;left:113;top:0;" coordsize="6819427,11214" path="m0,0l6819427,0l6819427,11214l0,11214l0,0">
-                <v:stroke weight="0pt" endcap="flat" joinstyle="miter" miterlimit="10" on="false" color="#000000" opacity="0"/>
-                <v:fill on="true" color="#000000"/>
+              <v:shape id="Shape 16393" o:spid="_x0000_s1028" style="position:absolute;left:113;width:68194;height:112;visibility:visible;mso-wrap-style:square;v-text-anchor:top" coordsize="6819427,11214" o:gfxdata="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" path="m,l6819427,r,11214l,11214,,e" fillcolor="black" stroked="f" strokeweight="0">
+                <v:stroke miterlimit="83231f" joinstyle="miter"/>
+                <v:path arrowok="t" textboxrect="0,0,6819427,11214"/>
               </v:shape>
-              <v:shape id="Shape 16397" style="position:absolute;width:113;height:112;left:68307;top:0;" coordsize="11330,11214" path="m0,0l11330,0l11330,11214l0,11214l0,0">
-                <v:stroke weight="0pt" endcap="flat" joinstyle="miter" miterlimit="10" on="false" color="#000000" opacity="0"/>
-                <v:fill on="true" color="#000000"/>
+              <v:shape id="Shape 16394" o:spid="_x0000_s1029" style="position:absolute;left:68307;width:113;height:112;visibility:visible;mso-wrap-style:square;v-text-anchor:top" coordsize="11330,11214" o:gfxdata="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" path="m,l11330,r,11214l,11214,,e" fillcolor="black" stroked="f" strokeweight="0">
+                <v:stroke miterlimit="83231f" joinstyle="miter"/>
+                <v:path arrowok="t" textboxrect="0,0,11330,11214"/>
               </v:shape>
-              <w10:wrap type="square"/>
+              <w10:wrap type="square" anchorx="page" anchory="page"/>
             </v:group>
           </w:pict>
         </mc:Fallback>
@@ -7046,10 +6333,7 @@
       <w:fldChar w:fldCharType="end"/>
     </w:r>
     <w:r>
-      <w:t xml:space="preserve"> </w:t>
-    </w:r>
-    <w:r>
-      <w:t xml:space="preserve"> </w:t>
+      <w:t xml:space="preserve">  </w:t>
     </w:r>
   </w:p>
 </w:ftr>
@@ -7289,32 +6573,29 @@
             </wp:anchor>
           </w:drawing>
         </mc:Choice>
-        <mc:Fallback xmlns:a="http://schemas.openxmlformats.org/drawingml/2006/main">
+        <mc:Fallback>
           <w:pict>
-            <v:group id="Group 15881" style="width:538.747pt;height:0.882874pt;position:absolute;mso-position-horizontal-relative:page;mso-position-horizontal:absolute;margin-left:28.3465pt;mso-position-vertical-relative:page;margin-top:31.4161pt;" coordsize="68420,112">
-              <v:shape id="Shape 16385" style="position:absolute;width:113;height:112;left:0;top:0;" coordsize="11331,11212" path="m0,0l11331,0l11331,11212l0,11212l0,0">
-                <v:stroke weight="0pt" endcap="flat" joinstyle="miter" miterlimit="10" on="false" color="#000000" opacity="0"/>
-                <v:fill on="true" color="#000000"/>
+            <v:group w14:anchorId="3AFCE783" id="Group 15881" o:spid="_x0000_s1026" style="position:absolute;margin-left:28.35pt;margin-top:31.4pt;width:538.75pt;height:.9pt;z-index:251658240;mso-position-horizontal-relative:page;mso-position-vertical-relative:page" coordsize="68420,112" o:gfxdata="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">
+              <v:shape id="Shape 16382" o:spid="_x0000_s1027" style="position:absolute;width:113;height:112;visibility:visible;mso-wrap-style:square;v-text-anchor:top" coordsize="11331,11212" o:gfxdata="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" path="m,l11331,r,11212l,11212,,e" fillcolor="black" stroked="f" strokeweight="0">
+                <v:stroke miterlimit="83231f" joinstyle="miter"/>
+                <v:path arrowok="t" textboxrect="0,0,11331,11212"/>
               </v:shape>
-              <v:shape id="Shape 16386" style="position:absolute;width:68194;height:112;left:113;top:0;" coordsize="6819427,11212" path="m0,0l6819427,0l6819427,11212l0,11212l0,0">
-                <v:stroke weight="0pt" endcap="flat" joinstyle="miter" miterlimit="10" on="false" color="#000000" opacity="0"/>
-                <v:fill on="true" color="#000000"/>
+              <v:shape id="Shape 16383" o:spid="_x0000_s1028" style="position:absolute;left:113;width:68194;height:112;visibility:visible;mso-wrap-style:square;v-text-anchor:top" coordsize="6819427,11212" o:gfxdata="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" path="m,l6819427,r,11212l,11212,,e" fillcolor="black" stroked="f" strokeweight="0">
+                <v:stroke miterlimit="83231f" joinstyle="miter"/>
+                <v:path arrowok="t" textboxrect="0,0,6819427,11212"/>
               </v:shape>
-              <v:shape id="Shape 16387" style="position:absolute;width:113;height:112;left:68307;top:0;" coordsize="11330,11212" path="m0,0l11330,0l11330,11212l0,11212l0,0">
-                <v:stroke weight="0pt" endcap="flat" joinstyle="miter" miterlimit="10" on="false" color="#000000" opacity="0"/>
-                <v:fill on="true" color="#000000"/>
+              <v:shape id="Shape 16384" o:spid="_x0000_s1029" style="position:absolute;left:68307;width:113;height:112;visibility:visible;mso-wrap-style:square;v-text-anchor:top" coordsize="11330,11212" o:gfxdata="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" path="m,l11330,r,11212l,11212,,e" fillcolor="black" stroked="f" strokeweight="0">
+                <v:stroke miterlimit="83231f" joinstyle="miter"/>
+                <v:path arrowok="t" textboxrect="0,0,11330,11212"/>
               </v:shape>
-              <w10:wrap type="square"/>
+              <w10:wrap type="square" anchorx="page" anchory="page"/>
             </v:group>
           </w:pict>
         </mc:Fallback>
       </mc:AlternateContent>
     </w:r>
     <w:r>
-      <w:t xml:space="preserve"> </w:t>
-    </w:r>
-    <w:r>
-      <w:t xml:space="preserve"> </w:t>
+      <w:t xml:space="preserve">  </w:t>
     </w:r>
   </w:p>
   <w:p>
@@ -7475,17 +6756,18 @@
             </wp:anchor>
           </w:drawing>
         </mc:Choice>
-        <mc:Fallback xmlns:a="http://schemas.openxmlformats.org/drawingml/2006/main">
+        <mc:Fallback>
           <w:pict>
-            <v:group id="Group 15888" style="width:538.747pt;height:765.788pt;position:absolute;z-index:-2147483648;mso-position-horizontal-relative:page;mso-position-horizontal:absolute;margin-left:28.3465pt;mso-position-vertical-relative:page;margin-top:32.299pt;" coordsize="68420,97255">
-              <v:shape id="Shape 16390" style="position:absolute;width:113;height:97255;left:0;top:0;" coordsize="11331,9725513" path="m0,0l11331,0l11331,9725513l0,9725513l0,0">
-                <v:stroke weight="0pt" endcap="flat" joinstyle="miter" miterlimit="10" on="false" color="#000000" opacity="0"/>
-                <v:fill on="true" color="#000000"/>
+            <v:group w14:anchorId="1391ADFB" id="Group 15888" o:spid="_x0000_s1026" style="position:absolute;margin-left:28.35pt;margin-top:32.3pt;width:538.75pt;height:765.8pt;z-index:-251657216;mso-position-horizontal-relative:page;mso-position-vertical-relative:page" coordsize="68420,97255" o:gfxdata="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">
+              <v:shape id="Shape 16388" o:spid="_x0000_s1027" style="position:absolute;width:113;height:97255;visibility:visible;mso-wrap-style:square;v-text-anchor:top" coordsize="11331,9725513" o:gfxdata="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" path="m,l11331,r,9725513l,9725513,,e" fillcolor="black" stroked="f" strokeweight="0">
+                <v:stroke miterlimit="83231f" joinstyle="miter"/>
+                <v:path arrowok="t" textboxrect="0,0,11331,9725513"/>
               </v:shape>
-              <v:shape id="Shape 16391" style="position:absolute;width:113;height:97255;left:68307;top:0;" coordsize="11330,9725513" path="m0,0l11330,0l11330,9725513l0,9725513l0,0">
-                <v:stroke weight="0pt" endcap="flat" joinstyle="miter" miterlimit="10" on="false" color="#000000" opacity="0"/>
-                <v:fill on="true" color="#000000"/>
+              <v:shape id="Shape 16389" o:spid="_x0000_s1028" style="position:absolute;left:68307;width:113;height:97255;visibility:visible;mso-wrap-style:square;v-text-anchor:top" coordsize="11330,9725513" o:gfxdata="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" path="m,l11330,r,9725513l,9725513,,e" fillcolor="black" stroked="f" strokeweight="0">
+                <v:stroke miterlimit="83231f" joinstyle="miter"/>
+                <v:path arrowok="t" textboxrect="0,0,11330,9725513"/>
               </v:shape>
+              <w10:wrap anchorx="page" anchory="page"/>
             </v:group>
           </w:pict>
         </mc:Fallback>
@@ -7704,32 +6986,29 @@
             </wp:anchor>
           </w:drawing>
         </mc:Choice>
-        <mc:Fallback xmlns:a="http://schemas.openxmlformats.org/drawingml/2006/main">
+        <mc:Fallback>
           <w:pict>
-            <v:group id="Group 15852" style="width:538.747pt;height:0.882874pt;position:absolute;mso-position-horizontal-relative:page;mso-position-horizontal:absolute;margin-left:28.3465pt;mso-position-vertical-relative:page;margin-top:31.4161pt;" coordsize="68420,112">
-              <v:shape id="Shape 16375" style="position:absolute;width:113;height:112;left:0;top:0;" coordsize="11331,11212" path="m0,0l11331,0l11331,11212l0,11212l0,0">
-                <v:stroke weight="0pt" endcap="flat" joinstyle="miter" miterlimit="10" on="false" color="#000000" opacity="0"/>
-                <v:fill on="true" color="#000000"/>
+            <v:group w14:anchorId="68A46AC1" id="Group 15852" o:spid="_x0000_s1026" style="position:absolute;margin-left:28.35pt;margin-top:31.4pt;width:538.75pt;height:.9pt;z-index:251660288;mso-position-horizontal-relative:page;mso-position-vertical-relative:page" coordsize="68420,112" o:gfxdata="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">
+              <v:shape id="Shape 16372" o:spid="_x0000_s1027" style="position:absolute;width:113;height:112;visibility:visible;mso-wrap-style:square;v-text-anchor:top" coordsize="11331,11212" o:gfxdata="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" path="m,l11331,r,11212l,11212,,e" fillcolor="black" stroked="f" strokeweight="0">
+                <v:stroke miterlimit="83231f" joinstyle="miter"/>
+                <v:path arrowok="t" textboxrect="0,0,11331,11212"/>
               </v:shape>
-              <v:shape id="Shape 16376" style="position:absolute;width:68194;height:112;left:113;top:0;" coordsize="6819427,11212" path="m0,0l6819427,0l6819427,11212l0,11212l0,0">
-                <v:stroke weight="0pt" endcap="flat" joinstyle="miter" miterlimit="10" on="false" color="#000000" opacity="0"/>
-                <v:fill on="true" color="#000000"/>
+              <v:shape id="Shape 16373" o:spid="_x0000_s1028" style="position:absolute;left:113;width:68194;height:112;visibility:visible;mso-wrap-style:square;v-text-anchor:top" coordsize="6819427,11212" o:gfxdata="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" path="m,l6819427,r,11212l,11212,,e" fillcolor="black" stroked="f" strokeweight="0">
+                <v:stroke miterlimit="83231f" joinstyle="miter"/>
+                <v:path arrowok="t" textboxrect="0,0,6819427,11212"/>
               </v:shape>
-              <v:shape id="Shape 16377" style="position:absolute;width:113;height:112;left:68307;top:0;" coordsize="11330,11212" path="m0,0l11330,0l11330,11212l0,11212l0,0">
-                <v:stroke weight="0pt" endcap="flat" joinstyle="miter" miterlimit="10" on="false" color="#000000" opacity="0"/>
-                <v:fill on="true" color="#000000"/>
+              <v:shape id="Shape 16374" o:spid="_x0000_s1029" style="position:absolute;left:68307;width:113;height:112;visibility:visible;mso-wrap-style:square;v-text-anchor:top" coordsize="11330,11212" o:gfxdata="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" path="m,l11330,r,11212l,11212,,e" fillcolor="black" stroked="f" strokeweight="0">
+                <v:stroke miterlimit="83231f" joinstyle="miter"/>
+                <v:path arrowok="t" textboxrect="0,0,11330,11212"/>
               </v:shape>
-              <w10:wrap type="square"/>
+              <w10:wrap type="square" anchorx="page" anchory="page"/>
             </v:group>
           </w:pict>
         </mc:Fallback>
       </mc:AlternateContent>
     </w:r>
     <w:r>
-      <w:t xml:space="preserve"> </w:t>
-    </w:r>
-    <w:r>
-      <w:t xml:space="preserve"> </w:t>
+      <w:t xml:space="preserve">  </w:t>
     </w:r>
   </w:p>
   <w:p>
@@ -7890,17 +7169,18 @@
             </wp:anchor>
           </w:drawing>
         </mc:Choice>
-        <mc:Fallback xmlns:a="http://schemas.openxmlformats.org/drawingml/2006/main">
+        <mc:Fallback>
           <w:pict>
-            <v:group id="Group 15859" style="width:538.747pt;height:765.788pt;position:absolute;z-index:-2147483648;mso-position-horizontal-relative:page;mso-position-horizontal:absolute;margin-left:28.3465pt;mso-position-vertical-relative:page;margin-top:32.299pt;" coordsize="68420,97255">
-              <v:shape id="Shape 16380" style="position:absolute;width:113;height:97255;left:0;top:0;" coordsize="11331,9725513" path="m0,0l11331,0l11331,9725513l0,9725513l0,0">
-                <v:stroke weight="0pt" endcap="flat" joinstyle="miter" miterlimit="10" on="false" color="#000000" opacity="0"/>
-                <v:fill on="true" color="#000000"/>
+            <v:group w14:anchorId="24AA65D3" id="Group 15859" o:spid="_x0000_s1026" style="position:absolute;margin-left:28.35pt;margin-top:32.3pt;width:538.75pt;height:765.8pt;z-index:-251655168;mso-position-horizontal-relative:page;mso-position-vertical-relative:page" coordsize="68420,97255" o:gfxdata="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">
+              <v:shape id="Shape 16378" o:spid="_x0000_s1027" style="position:absolute;width:113;height:97255;visibility:visible;mso-wrap-style:square;v-text-anchor:top" coordsize="11331,9725513" o:gfxdata="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" path="m,l11331,r,9725513l,9725513,,e" fillcolor="black" stroked="f" strokeweight="0">
+                <v:stroke miterlimit="83231f" joinstyle="miter"/>
+                <v:path arrowok="t" textboxrect="0,0,11331,9725513"/>
               </v:shape>
-              <v:shape id="Shape 16381" style="position:absolute;width:113;height:97255;left:68307;top:0;" coordsize="11330,9725513" path="m0,0l11330,0l11330,9725513l0,9725513l0,0">
-                <v:stroke weight="0pt" endcap="flat" joinstyle="miter" miterlimit="10" on="false" color="#000000" opacity="0"/>
-                <v:fill on="true" color="#000000"/>
+              <v:shape id="Shape 16379" o:spid="_x0000_s1028" style="position:absolute;left:68307;width:113;height:97255;visibility:visible;mso-wrap-style:square;v-text-anchor:top" coordsize="11330,9725513" o:gfxdata="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" path="m,l11330,r,9725513l,9725513,,e" fillcolor="black" stroked="f" strokeweight="0">
+                <v:stroke miterlimit="83231f" joinstyle="miter"/>
+                <v:path arrowok="t" textboxrect="0,0,11330,9725513"/>
               </v:shape>
+              <w10:wrap anchorx="page" anchory="page"/>
             </v:group>
           </w:pict>
         </mc:Fallback>
@@ -8119,32 +7399,29 @@
             </wp:anchor>
           </w:drawing>
         </mc:Choice>
-        <mc:Fallback xmlns:a="http://schemas.openxmlformats.org/drawingml/2006/main">
+        <mc:Fallback>
           <w:pict>
-            <v:group id="Group 15823" style="width:538.747pt;height:0.882874pt;position:absolute;mso-position-horizontal-relative:page;mso-position-horizontal:absolute;margin-left:28.3465pt;mso-position-vertical-relative:page;margin-top:31.4161pt;" coordsize="68420,112">
-              <v:shape id="Shape 16365" style="position:absolute;width:113;height:112;left:0;top:0;" coordsize="11331,11212" path="m0,0l11331,0l11331,11212l0,11212l0,0">
-                <v:stroke weight="0pt" endcap="flat" joinstyle="miter" miterlimit="10" on="false" color="#000000" opacity="0"/>
-                <v:fill on="true" color="#000000"/>
+            <v:group w14:anchorId="5B52E072" id="Group 15823" o:spid="_x0000_s1026" style="position:absolute;margin-left:28.35pt;margin-top:31.4pt;width:538.75pt;height:.9pt;z-index:251662336;mso-position-horizontal-relative:page;mso-position-vertical-relative:page" coordsize="68420,112" o:gfxdata="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">
+              <v:shape id="Shape 16362" o:spid="_x0000_s1027" style="position:absolute;width:113;height:112;visibility:visible;mso-wrap-style:square;v-text-anchor:top" coordsize="11331,11212" o:gfxdata="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" path="m,l11331,r,11212l,11212,,e" fillcolor="black" stroked="f" strokeweight="0">
+                <v:stroke miterlimit="83231f" joinstyle="miter"/>
+                <v:path arrowok="t" textboxrect="0,0,11331,11212"/>
               </v:shape>
-              <v:shape id="Shape 16366" style="position:absolute;width:68194;height:112;left:113;top:0;" coordsize="6819427,11212" path="m0,0l6819427,0l6819427,11212l0,11212l0,0">
-                <v:stroke weight="0pt" endcap="flat" joinstyle="miter" miterlimit="10" on="false" color="#000000" opacity="0"/>
-                <v:fill on="true" color="#000000"/>
+              <v:shape id="Shape 16363" o:spid="_x0000_s1028" style="position:absolute;left:113;width:68194;height:112;visibility:visible;mso-wrap-style:square;v-text-anchor:top" coordsize="6819427,11212" o:gfxdata="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" path="m,l6819427,r,11212l,11212,,e" fillcolor="black" stroked="f" strokeweight="0">
+                <v:stroke miterlimit="83231f" joinstyle="miter"/>
+                <v:path arrowok="t" textboxrect="0,0,6819427,11212"/>
               </v:shape>
-              <v:shape id="Shape 16367" style="position:absolute;width:113;height:112;left:68307;top:0;" coordsize="11330,11212" path="m0,0l11330,0l11330,11212l0,11212l0,0">
-                <v:stroke weight="0pt" endcap="flat" joinstyle="miter" miterlimit="10" on="false" color="#000000" opacity="0"/>
-                <v:fill on="true" color="#000000"/>
+              <v:shape id="Shape 16364" o:spid="_x0000_s1029" style="position:absolute;left:68307;width:113;height:112;visibility:visible;mso-wrap-style:square;v-text-anchor:top" coordsize="11330,11212" o:gfxdata="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" path="m,l11330,r,11212l,11212,,e" fillcolor="black" stroked="f" strokeweight="0">
+                <v:stroke miterlimit="83231f" joinstyle="miter"/>
+                <v:path arrowok="t" textboxrect="0,0,11330,11212"/>
               </v:shape>
-              <w10:wrap type="square"/>
+              <w10:wrap type="square" anchorx="page" anchory="page"/>
             </v:group>
           </w:pict>
         </mc:Fallback>
       </mc:AlternateContent>
     </w:r>
     <w:r>
-      <w:t xml:space="preserve"> </w:t>
-    </w:r>
-    <w:r>
-      <w:t xml:space="preserve"> </w:t>
+      <w:t xml:space="preserve">  </w:t>
     </w:r>
   </w:p>
   <w:p>
@@ -8305,17 +7582,18 @@
             </wp:anchor>
           </w:drawing>
         </mc:Choice>
-        <mc:Fallback xmlns:a="http://schemas.openxmlformats.org/drawingml/2006/main">
+        <mc:Fallback>
           <w:pict>
-            <v:group id="Group 15830" style="width:538.747pt;height:765.788pt;position:absolute;z-index:-2147483648;mso-position-horizontal-relative:page;mso-position-horizontal:absolute;margin-left:28.3465pt;mso-position-vertical-relative:page;margin-top:32.299pt;" coordsize="68420,97255">
-              <v:shape id="Shape 16370" style="position:absolute;width:113;height:97255;left:0;top:0;" coordsize="11331,9725513" path="m0,0l11331,0l11331,9725513l0,9725513l0,0">
-                <v:stroke weight="0pt" endcap="flat" joinstyle="miter" miterlimit="10" on="false" color="#000000" opacity="0"/>
-                <v:fill on="true" color="#000000"/>
+            <v:group w14:anchorId="3A1F90C6" id="Group 15830" o:spid="_x0000_s1026" style="position:absolute;margin-left:28.35pt;margin-top:32.3pt;width:538.75pt;height:765.8pt;z-index:-251653120;mso-position-horizontal-relative:page;mso-position-vertical-relative:page" coordsize="68420,97255" o:gfxdata="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">
+              <v:shape id="Shape 16368" o:spid="_x0000_s1027" style="position:absolute;width:113;height:97255;visibility:visible;mso-wrap-style:square;v-text-anchor:top" coordsize="11331,9725513" o:gfxdata="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" path="m,l11331,r,9725513l,9725513,,e" fillcolor="black" stroked="f" strokeweight="0">
+                <v:stroke miterlimit="83231f" joinstyle="miter"/>
+                <v:path arrowok="t" textboxrect="0,0,11331,9725513"/>
               </v:shape>
-              <v:shape id="Shape 16371" style="position:absolute;width:113;height:97255;left:68307;top:0;" coordsize="11330,9725513" path="m0,0l11330,0l11330,9725513l0,9725513l0,0">
-                <v:stroke weight="0pt" endcap="flat" joinstyle="miter" miterlimit="10" on="false" color="#000000" opacity="0"/>
-                <v:fill on="true" color="#000000"/>
+              <v:shape id="Shape 16369" o:spid="_x0000_s1028" style="position:absolute;left:68307;width:113;height:97255;visibility:visible;mso-wrap-style:square;v-text-anchor:top" coordsize="11330,9725513" o:gfxdata="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" path="m,l11330,r,9725513l,9725513,,e" fillcolor="black" stroked="f" strokeweight="0">
+                <v:stroke miterlimit="83231f" joinstyle="miter"/>
+                <v:path arrowok="t" textboxrect="0,0,11330,9725513"/>
               </v:shape>
+              <w10:wrap anchorx="page" anchory="page"/>
             </v:group>
           </w:pict>
         </mc:Fallback>
